--- a/fr/catalogue.docx
+++ b/fr/catalogue.docx
@@ -5,7 +5,7 @@
     <w:p>
       <w:pPr>
         <w:pStyle w:val="note"/>
-        <w:divId w:val="865750692"/>
+        <w:divId w:val="32851426"/>
         <w:rPr>
           <w:rFonts w:ascii="Segoe UI" w:hAnsi="Segoe UI" w:cs="Segoe UI"/>
           <w:lang w:val="fr-FR"/>
@@ -25,7 +25,7 @@
     <w:p>
       <w:pPr>
         <w:pStyle w:val="note"/>
-        <w:divId w:val="865750692"/>
+        <w:divId w:val="32851426"/>
         <w:rPr>
           <w:rFonts w:ascii="Segoe UI" w:hAnsi="Segoe UI" w:cs="Segoe UI"/>
           <w:lang w:val="fr-FR"/>
@@ -45,7 +45,7 @@
     <w:p>
       <w:pPr>
         <w:pStyle w:val="1"/>
-        <w:divId w:val="865750692"/>
+        <w:divId w:val="32851426"/>
         <w:rPr>
           <w:rFonts w:ascii="Segoe UI" w:eastAsia="Times New Roman" w:hAnsi="Segoe UI" w:cs="Segoe UI"/>
           <w:lang w:val="fr-FR"/>
@@ -62,7 +62,7 @@
     <w:p>
       <w:pPr>
         <w:pStyle w:val="2"/>
-        <w:divId w:val="865750692"/>
+        <w:divId w:val="32851426"/>
         <w:rPr>
           <w:rFonts w:ascii="Segoe UI" w:eastAsia="Times New Roman" w:hAnsi="Segoe UI" w:cs="Segoe UI"/>
           <w:lang w:val="fr-FR"/>
@@ -79,7 +79,7 @@
     <w:p>
       <w:pPr>
         <w:pStyle w:val="note"/>
-        <w:divId w:val="865750692"/>
+        <w:divId w:val="32851426"/>
         <w:rPr>
           <w:rFonts w:ascii="Segoe UI" w:hAnsi="Segoe UI" w:cs="Segoe UI"/>
           <w:lang w:val="fr-FR"/>
@@ -109,7 +109,7 @@
     <w:p>
       <w:pPr>
         <w:pStyle w:val="a7"/>
-        <w:divId w:val="865750692"/>
+        <w:divId w:val="32851426"/>
         <w:rPr>
           <w:rFonts w:ascii="Segoe UI" w:hAnsi="Segoe UI" w:cs="Segoe UI"/>
           <w:color w:val="1C1C1C"/>
@@ -128,34 +128,34 @@
     <w:p>
       <w:pPr>
         <w:pStyle w:val="a7"/>
-        <w:divId w:val="865750692"/>
-        <w:rPr>
-          <w:rFonts w:ascii="Segoe UI" w:hAnsi="Segoe UI" w:cs="Segoe UI"/>
-          <w:color w:val="1C1C1C"/>
-          <w:lang w:val="fr-FR"/>
-        </w:rPr>
-      </w:pPr>
-      <w:r>
-        <w:rPr>
-          <w:rFonts w:ascii="Segoe UI" w:hAnsi="Segoe UI" w:cs="Segoe UI"/>
-          <w:color w:val="1C1C1C"/>
-          <w:lang w:val="fr-FR"/>
-        </w:rPr>
-        <w:t>Un seul robot grandit avec l'enfant de 4 à 10 ans. Les plus jeunes apprennent la logique et traversent des labyrinthes, les plus grands passent aux angles</w:t>
-      </w:r>
-      <w:r>
-        <w:rPr>
-          <w:rFonts w:ascii="Segoe UI" w:hAnsi="Segoe UI" w:cs="Segoe UI"/>
-          <w:color w:val="1C1C1C"/>
-          <w:lang w:val="fr-FR"/>
-        </w:rPr>
-        <w:t>, à la géométrie et au dessin.</w:t>
+        <w:divId w:val="32851426"/>
+        <w:rPr>
+          <w:rFonts w:ascii="Segoe UI" w:hAnsi="Segoe UI" w:cs="Segoe UI"/>
+          <w:color w:val="1C1C1C"/>
+          <w:lang w:val="fr-FR"/>
+        </w:rPr>
+      </w:pPr>
+      <w:r>
+        <w:rPr>
+          <w:rFonts w:ascii="Segoe UI" w:hAnsi="Segoe UI" w:cs="Segoe UI"/>
+          <w:color w:val="1C1C1C"/>
+          <w:lang w:val="fr-FR"/>
+        </w:rPr>
+        <w:t>Un seul robot grandit avec l'enfant de 4 à 10 ans et au-delà. Les plus jeunes apprennent la logique et traversent des labyrinthes, les plus grands passent</w:t>
+      </w:r>
+      <w:r>
+        <w:rPr>
+          <w:rFonts w:ascii="Segoe UI" w:hAnsi="Segoe UI" w:cs="Segoe UI"/>
+          <w:color w:val="1C1C1C"/>
+          <w:lang w:val="fr-FR"/>
+        </w:rPr>
+        <w:t xml:space="preserve"> aux angles, à la géométrie et au dessin.</w:t>
       </w:r>
     </w:p>
     <w:p>
       <w:pPr>
         <w:pStyle w:val="3"/>
-        <w:divId w:val="865750692"/>
+        <w:divId w:val="32851426"/>
         <w:rPr>
           <w:rFonts w:ascii="Segoe UI" w:eastAsia="Times New Roman" w:hAnsi="Segoe UI" w:cs="Segoe UI"/>
           <w:lang w:val="fr-FR"/>
@@ -172,34 +172,34 @@
     <w:p>
       <w:pPr>
         <w:pStyle w:val="a7"/>
-        <w:divId w:val="865750692"/>
-        <w:rPr>
-          <w:rFonts w:ascii="Segoe UI" w:hAnsi="Segoe UI" w:cs="Segoe UI"/>
-          <w:color w:val="1C1C1C"/>
-          <w:lang w:val="fr-FR"/>
-        </w:rPr>
-      </w:pPr>
-      <w:r>
-        <w:rPr>
-          <w:rFonts w:ascii="Segoe UI" w:hAnsi="Segoe UI" w:cs="Segoe UI"/>
-          <w:color w:val="1C1C1C"/>
-          <w:lang w:val="fr-FR"/>
-        </w:rPr>
-        <w:t>Glissez un feutre, et le robot trace sur le papier une spirale ou une figure complexe, en calculant angles et distances au fur et à mesure. Un robot roulant classique sans écran ne rep</w:t>
-      </w:r>
-      <w:r>
-        <w:rPr>
-          <w:rFonts w:ascii="Segoe UI" w:hAnsi="Segoe UI" w:cs="Segoe UI"/>
-          <w:color w:val="1C1C1C"/>
-          <w:lang w:val="fr-FR"/>
-        </w:rPr>
-        <w:t>roduit pas une telle précision. L'enfant voit le résultat de son programme directement sur la feuille.</w:t>
+        <w:divId w:val="32851426"/>
+        <w:rPr>
+          <w:rFonts w:ascii="Segoe UI" w:hAnsi="Segoe UI" w:cs="Segoe UI"/>
+          <w:color w:val="1C1C1C"/>
+          <w:lang w:val="fr-FR"/>
+        </w:rPr>
+      </w:pPr>
+      <w:r>
+        <w:rPr>
+          <w:rFonts w:ascii="Segoe UI" w:hAnsi="Segoe UI" w:cs="Segoe UI"/>
+          <w:color w:val="1C1C1C"/>
+          <w:lang w:val="fr-FR"/>
+        </w:rPr>
+        <w:t>Glissez un feutre, et le robot trace sur le papier une spirale ou une figure complexe, en calculant angles et distances au fur et à mesure. Un robot roulant classique sans é</w:t>
+      </w:r>
+      <w:r>
+        <w:rPr>
+          <w:rFonts w:ascii="Segoe UI" w:hAnsi="Segoe UI" w:cs="Segoe UI"/>
+          <w:color w:val="1C1C1C"/>
+          <w:lang w:val="fr-FR"/>
+        </w:rPr>
+        <w:t>cran ne reproduit pas une telle précision. L'enfant voit le résultat de son programme directement sur la feuille.</w:t>
       </w:r>
     </w:p>
     <w:p>
       <w:pPr>
         <w:pStyle w:val="3"/>
-        <w:divId w:val="865750692"/>
+        <w:divId w:val="32851426"/>
         <w:rPr>
           <w:rFonts w:ascii="Segoe UI" w:eastAsia="Times New Roman" w:hAnsi="Segoe UI" w:cs="Segoe UI"/>
           <w:lang w:val="fr-FR"/>
@@ -216,34 +216,34 @@
     <w:p>
       <w:pPr>
         <w:pStyle w:val="a7"/>
-        <w:divId w:val="865750692"/>
-        <w:rPr>
-          <w:rFonts w:ascii="Segoe UI" w:hAnsi="Segoe UI" w:cs="Segoe UI"/>
-          <w:color w:val="1C1C1C"/>
-          <w:lang w:val="fr-FR"/>
-        </w:rPr>
-      </w:pPr>
-      <w:r>
-        <w:rPr>
-          <w:rFonts w:ascii="Segoe UI" w:hAnsi="Segoe UI" w:cs="Segoe UI"/>
-          <w:color w:val="1C1C1C"/>
-          <w:lang w:val="fr-FR"/>
-        </w:rPr>
-        <w:t>Le dessin, la géométrie, la voix et une méthode prête à l'emploi sont inclus dans le pack de base. Là où l'on g</w:t>
-      </w:r>
-      <w:r>
-        <w:rPr>
-          <w:rFonts w:ascii="Segoe UI" w:hAnsi="Segoe UI" w:cs="Segoe UI"/>
-          <w:color w:val="1C1C1C"/>
-          <w:lang w:val="fr-FR"/>
-        </w:rPr>
-        <w:t>arde habituellement plusieurs robots selon les âges ou l'on rachète des packs payants pour un même robot, ici tout tient dans un seul appareil. Pas besoin d'un second budget pour des compléments.</w:t>
+        <w:divId w:val="32851426"/>
+        <w:rPr>
+          <w:rFonts w:ascii="Segoe UI" w:hAnsi="Segoe UI" w:cs="Segoe UI"/>
+          <w:color w:val="1C1C1C"/>
+          <w:lang w:val="fr-FR"/>
+        </w:rPr>
+      </w:pPr>
+      <w:r>
+        <w:rPr>
+          <w:rFonts w:ascii="Segoe UI" w:hAnsi="Segoe UI" w:cs="Segoe UI"/>
+          <w:color w:val="1C1C1C"/>
+          <w:lang w:val="fr-FR"/>
+        </w:rPr>
+        <w:t xml:space="preserve">La programmation, le dessin, la géométrie, la voix et une méthode prête à l'emploi sont inclus dans </w:t>
+      </w:r>
+      <w:r>
+        <w:rPr>
+          <w:rFonts w:ascii="Segoe UI" w:hAnsi="Segoe UI" w:cs="Segoe UI"/>
+          <w:color w:val="1C1C1C"/>
+          <w:lang w:val="fr-FR"/>
+        </w:rPr>
+        <w:t>le pack de base. Là où l'on garde habituellement plusieurs robots selon les âges ou l'on rachète des packs payants pour un même robot, ici tout tient dans un seul appareil. Rien à payer en plus.</w:t>
       </w:r>
     </w:p>
     <w:p>
       <w:pPr>
         <w:pStyle w:val="3"/>
-        <w:divId w:val="865750692"/>
+        <w:divId w:val="32851426"/>
         <w:rPr>
           <w:rFonts w:ascii="Segoe UI" w:eastAsia="Times New Roman" w:hAnsi="Segoe UI" w:cs="Segoe UI"/>
           <w:lang w:val="fr-FR"/>
@@ -260,34 +260,34 @@
     <w:p>
       <w:pPr>
         <w:pStyle w:val="a7"/>
-        <w:divId w:val="865750692"/>
-        <w:rPr>
-          <w:rFonts w:ascii="Segoe UI" w:hAnsi="Segoe UI" w:cs="Segoe UI"/>
-          <w:color w:val="1C1C1C"/>
-          <w:lang w:val="fr-FR"/>
-        </w:rPr>
-      </w:pPr>
-      <w:r>
-        <w:rPr>
-          <w:rFonts w:ascii="Segoe UI" w:hAnsi="Segoe UI" w:cs="Segoe UI"/>
-          <w:color w:val="1C1C1C"/>
-          <w:lang w:val="fr-FR"/>
-        </w:rPr>
-        <w:t>Le robot se déplace</w:t>
-      </w:r>
-      <w:r>
-        <w:rPr>
-          <w:rFonts w:ascii="Segoe UI" w:hAnsi="Segoe UI" w:cs="Segoe UI"/>
-          <w:color w:val="1C1C1C"/>
-          <w:lang w:val="fr-FR"/>
-        </w:rPr>
-        <w:t xml:space="preserve"> sur n'importe quelle carte ou tapis quadrillé : prêts à l'emploi, ou que vous imprimez ou dessinez vous-même. Aucun support de marque à acheter. Le pas se règle pour n'importe quelle taille de case, 15 cm par défaut.</w:t>
+        <w:divId w:val="32851426"/>
+        <w:rPr>
+          <w:rFonts w:ascii="Segoe UI" w:hAnsi="Segoe UI" w:cs="Segoe UI"/>
+          <w:color w:val="1C1C1C"/>
+          <w:lang w:val="fr-FR"/>
+        </w:rPr>
+      </w:pPr>
+      <w:r>
+        <w:rPr>
+          <w:rFonts w:ascii="Segoe UI" w:hAnsi="Segoe UI" w:cs="Segoe UI"/>
+          <w:color w:val="1C1C1C"/>
+          <w:lang w:val="fr-FR"/>
+        </w:rPr>
+        <w:t xml:space="preserve">Le robot se déplace </w:t>
+      </w:r>
+      <w:r>
+        <w:rPr>
+          <w:rFonts w:ascii="Segoe UI" w:hAnsi="Segoe UI" w:cs="Segoe UI"/>
+          <w:color w:val="1C1C1C"/>
+          <w:lang w:val="fr-FR"/>
+        </w:rPr>
+        <w:t>sur n'importe quelle carte ou tapis quadrillé : prêts à l'emploi, ou que vous imprimez ou dessinez vous-même. Aucun support de marque à acheter. Le pas se règle pour n'importe quelle taille de case, 15 cm par défaut.</w:t>
       </w:r>
     </w:p>
     <w:p>
       <w:pPr>
         <w:pStyle w:val="note"/>
-        <w:divId w:val="865750692"/>
+        <w:divId w:val="32851426"/>
         <w:rPr>
           <w:rFonts w:ascii="Segoe UI" w:hAnsi="Segoe UI" w:cs="Segoe UI"/>
           <w:lang w:val="fr-FR"/>
@@ -301,7 +301,7 @@
           <w:iCs/>
           <w:lang w:val="fr-FR"/>
         </w:rPr>
-        <w:t>[photo : assets/photos/02-robot-sur-qu</w:t>
+        <w:t>[photo : assets/photos/02-robot-sur-qua</w:t>
       </w:r>
       <w:r>
         <w:rPr>
@@ -311,13 +311,13 @@
           <w:iCs/>
           <w:lang w:val="fr-FR"/>
         </w:rPr>
-        <w:t>adrillage.jpg, le robot sur le quadrillage]</w:t>
+        <w:t>drillage.jpg, le robot sur le quadrillage]</w:t>
       </w:r>
     </w:p>
     <w:p>
       <w:pPr>
         <w:pStyle w:val="3"/>
-        <w:divId w:val="865750692"/>
+        <w:divId w:val="32851426"/>
         <w:rPr>
           <w:rFonts w:ascii="Segoe UI" w:eastAsia="Times New Roman" w:hAnsi="Segoe UI" w:cs="Segoe UI"/>
           <w:lang w:val="fr-FR"/>
@@ -334,42 +334,42 @@
     <w:p>
       <w:pPr>
         <w:pStyle w:val="a7"/>
-        <w:divId w:val="865750692"/>
-        <w:rPr>
-          <w:rFonts w:ascii="Segoe UI" w:hAnsi="Segoe UI" w:cs="Segoe UI"/>
-          <w:color w:val="1C1C1C"/>
-          <w:lang w:val="fr-FR"/>
-        </w:rPr>
-      </w:pPr>
-      <w:r>
-        <w:rPr>
-          <w:rFonts w:ascii="Segoe UI" w:hAnsi="Segoe UI" w:cs="Segoe UI"/>
-          <w:color w:val="1C1C1C"/>
-          <w:lang w:val="fr-FR"/>
-        </w:rPr>
-        <w:t>Un parcours clé en main mène du premier programme aux fonctions, boucles, distances et angles, jusqu'à l'arithmétique. Pour les plus jeunes de 4 à 8 ans, un cours d'i</w:t>
-      </w:r>
-      <w:r>
-        <w:rPr>
-          <w:rFonts w:ascii="Segoe UI" w:hAnsi="Segoe UI" w:cs="Segoe UI"/>
-          <w:color w:val="1C1C1C"/>
-          <w:lang w:val="fr-FR"/>
-        </w:rPr>
-        <w:t>ntroduction de 12 séances est proposé à part. Tout est consultable en ligne dans la documentation, avant de commander. Un seul kit pour un groupe de 2 à 4 enfants : le robot, une télécommande en bois et des jetons de commande en carton. Les enfants assembl</w:t>
-      </w:r>
-      <w:r>
-        <w:rPr>
-          <w:rFonts w:ascii="Segoe UI" w:hAnsi="Segoe UI" w:cs="Segoe UI"/>
-          <w:color w:val="1C1C1C"/>
-          <w:lang w:val="fr-FR"/>
-        </w:rPr>
-        <w:t>ent le programme à la main, directement sur la télécommande.</w:t>
+        <w:divId w:val="32851426"/>
+        <w:rPr>
+          <w:rFonts w:ascii="Segoe UI" w:hAnsi="Segoe UI" w:cs="Segoe UI"/>
+          <w:color w:val="1C1C1C"/>
+          <w:lang w:val="fr-FR"/>
+        </w:rPr>
+      </w:pPr>
+      <w:r>
+        <w:rPr>
+          <w:rFonts w:ascii="Segoe UI" w:hAnsi="Segoe UI" w:cs="Segoe UI"/>
+          <w:color w:val="1C1C1C"/>
+          <w:lang w:val="fr-FR"/>
+        </w:rPr>
+        <w:t>Un parcours clé en main mène du premier programme aux fonctions, boucles, distances et angles, jusqu'à l'arithmétique. Pour les plus jeunes de 4 à 8 ans, un cours d'in</w:t>
+      </w:r>
+      <w:r>
+        <w:rPr>
+          <w:rFonts w:ascii="Segoe UI" w:hAnsi="Segoe UI" w:cs="Segoe UI"/>
+          <w:color w:val="1C1C1C"/>
+          <w:lang w:val="fr-FR"/>
+        </w:rPr>
+        <w:t>troduction de 12 séances est proposé à part. Tout est consultable en ligne dans la documentation, avant de commander. Un seul kit pour un groupe de 2 à 4 enfants : le robot, une télécommande en bois et des jetons de commande en carton. Les enfants assemble</w:t>
+      </w:r>
+      <w:r>
+        <w:rPr>
+          <w:rFonts w:ascii="Segoe UI" w:hAnsi="Segoe UI" w:cs="Segoe UI"/>
+          <w:color w:val="1C1C1C"/>
+          <w:lang w:val="fr-FR"/>
+        </w:rPr>
+        <w:t>nt le programme à la main, directement sur la télécommande.</w:t>
       </w:r>
     </w:p>
     <w:p>
       <w:pPr>
         <w:pStyle w:val="3"/>
-        <w:divId w:val="865750692"/>
+        <w:divId w:val="32851426"/>
         <w:rPr>
           <w:rFonts w:ascii="Segoe UI" w:eastAsia="Times New Roman" w:hAnsi="Segoe UI" w:cs="Segoe UI"/>
           <w:lang w:val="fr-FR"/>
@@ -386,34 +386,34 @@
     <w:p>
       <w:pPr>
         <w:pStyle w:val="a7"/>
-        <w:divId w:val="865750692"/>
-        <w:rPr>
-          <w:rFonts w:ascii="Segoe UI" w:hAnsi="Segoe UI" w:cs="Segoe UI"/>
-          <w:color w:val="1C1C1C"/>
-          <w:lang w:val="fr-FR"/>
-        </w:rPr>
-      </w:pPr>
-      <w:r>
-        <w:rPr>
-          <w:rFonts w:ascii="Segoe UI" w:hAnsi="Segoe UI" w:cs="Segoe UI"/>
-          <w:color w:val="1C1C1C"/>
-          <w:lang w:val="fr-FR"/>
-        </w:rPr>
-        <w:t>Le programme reste sur la télécommande, sous les yeux de l'enfant. Si le robot part au mauvais endroit ou si le tracé sort de travers, l'enfant repère lui-même</w:t>
-      </w:r>
-      <w:r>
-        <w:rPr>
-          <w:rFonts w:ascii="Segoe UI" w:hAnsi="Segoe UI" w:cs="Segoe UI"/>
-          <w:color w:val="1C1C1C"/>
-          <w:lang w:val="fr-FR"/>
-        </w:rPr>
-        <w:t xml:space="preserve"> l'étape fausse, modifie une partie du programme et réessaie. Avec le feutre, c'est encore plus parlant : l'erreur se voit aussitôt sur le papier.</w:t>
+        <w:divId w:val="32851426"/>
+        <w:rPr>
+          <w:rFonts w:ascii="Segoe UI" w:hAnsi="Segoe UI" w:cs="Segoe UI"/>
+          <w:color w:val="1C1C1C"/>
+          <w:lang w:val="fr-FR"/>
+        </w:rPr>
+      </w:pPr>
+      <w:r>
+        <w:rPr>
+          <w:rFonts w:ascii="Segoe UI" w:hAnsi="Segoe UI" w:cs="Segoe UI"/>
+          <w:color w:val="1C1C1C"/>
+          <w:lang w:val="fr-FR"/>
+        </w:rPr>
+        <w:t xml:space="preserve">Le programme reste sur la télécommande, sous les yeux de l'enfant. Si le robot part au mauvais endroit ou si le tracé sort de travers, l'enfant repère lui-même </w:t>
+      </w:r>
+      <w:r>
+        <w:rPr>
+          <w:rFonts w:ascii="Segoe UI" w:hAnsi="Segoe UI" w:cs="Segoe UI"/>
+          <w:color w:val="1C1C1C"/>
+          <w:lang w:val="fr-FR"/>
+        </w:rPr>
+        <w:t>l'étape fausse, modifie une partie du programme et réessaie. Avec le feutre, c'est encore plus parlant : l'erreur se voit aussitôt sur le papier.</w:t>
       </w:r>
     </w:p>
     <w:p>
       <w:pPr>
         <w:pStyle w:val="3"/>
-        <w:divId w:val="865750692"/>
+        <w:divId w:val="32851426"/>
         <w:rPr>
           <w:rFonts w:ascii="Segoe UI" w:eastAsia="Times New Roman" w:hAnsi="Segoe UI" w:cs="Segoe UI"/>
           <w:lang w:val="fr-FR"/>
@@ -430,59 +430,59 @@
     <w:p>
       <w:pPr>
         <w:pStyle w:val="a7"/>
-        <w:divId w:val="865750692"/>
-        <w:rPr>
-          <w:rFonts w:ascii="Segoe UI" w:hAnsi="Segoe UI" w:cs="Segoe UI"/>
-          <w:color w:val="1C1C1C"/>
-          <w:lang w:val="fr-FR"/>
-        </w:rPr>
-      </w:pPr>
-      <w:r>
-        <w:rPr>
-          <w:rFonts w:ascii="Segoe UI" w:hAnsi="Segoe UI" w:cs="Segoe UI"/>
-          <w:color w:val="1C1C1C"/>
-          <w:lang w:val="fr-FR"/>
-        </w:rPr>
-        <w:t>Le robot annonce à voix haute chaque pas et chaque commande, dans la langue de votre</w:t>
-      </w:r>
-      <w:r>
-        <w:rPr>
-          <w:rFonts w:ascii="Segoe UI" w:hAnsi="Segoe UI" w:cs="Segoe UI"/>
-          <w:color w:val="1C1C1C"/>
-          <w:lang w:val="fr-FR"/>
-        </w:rPr>
-        <w:t xml:space="preserve"> choix. La synthèse vocale est disponible dans plus de 17 langues. Il s'arrête sur une carte portant un mot et le prononce. Environ 90 mots en tout : maison, forêt, cinéma. Il nomme les lettres de l'alphabet, joue des notes et énonce les opérations. Le mêm</w:t>
-      </w:r>
-      <w:r>
-        <w:rPr>
-          <w:rFonts w:ascii="Segoe UI" w:hAnsi="Segoe UI" w:cs="Segoe UI"/>
-          <w:color w:val="1C1C1C"/>
-          <w:lang w:val="fr-FR"/>
-        </w:rPr>
-        <w:t>e robot qui apprend à programmer et à compter initie aussi, au passage, au langage et à la musique.</w:t>
+        <w:divId w:val="32851426"/>
+        <w:rPr>
+          <w:rFonts w:ascii="Segoe UI" w:hAnsi="Segoe UI" w:cs="Segoe UI"/>
+          <w:color w:val="1C1C1C"/>
+          <w:lang w:val="fr-FR"/>
+        </w:rPr>
+      </w:pPr>
+      <w:r>
+        <w:rPr>
+          <w:rFonts w:ascii="Segoe UI" w:hAnsi="Segoe UI" w:cs="Segoe UI"/>
+          <w:color w:val="1C1C1C"/>
+          <w:lang w:val="fr-FR"/>
+        </w:rPr>
+        <w:t xml:space="preserve">Le robot annonce à voix haute chaque pas et chaque commande, dans la langue de votre </w:t>
+      </w:r>
+      <w:r>
+        <w:rPr>
+          <w:rFonts w:ascii="Segoe UI" w:hAnsi="Segoe UI" w:cs="Segoe UI"/>
+          <w:color w:val="1C1C1C"/>
+          <w:lang w:val="fr-FR"/>
+        </w:rPr>
+        <w:t>choix. La synthèse vocale est disponible dans plus de 17 langues. Il s'arrête sur une carte portant un mot et le prononce. Environ 90 mots en tout : maison, forêt, cinéma. Il nomme les lettres de l'alphabet, joue des notes et énonce les opérations. Le même</w:t>
+      </w:r>
+      <w:r>
+        <w:rPr>
+          <w:rFonts w:ascii="Segoe UI" w:hAnsi="Segoe UI" w:cs="Segoe UI"/>
+          <w:color w:val="1C1C1C"/>
+          <w:lang w:val="fr-FR"/>
+        </w:rPr>
+        <w:t xml:space="preserve"> robot qui apprend à programmer et à compter initie aussi, au passage, au langage et à la musique.</w:t>
       </w:r>
     </w:p>
     <w:p>
       <w:pPr>
         <w:pStyle w:val="3"/>
-        <w:divId w:val="865750692"/>
-        <w:rPr>
-          <w:rFonts w:ascii="Segoe UI" w:eastAsia="Times New Roman" w:hAnsi="Segoe UI" w:cs="Segoe UI"/>
-          <w:lang w:val="fr-FR"/>
-        </w:rPr>
-      </w:pPr>
-      <w:r>
-        <w:rPr>
-          <w:rFonts w:ascii="Segoe UI" w:eastAsia="Times New Roman" w:hAnsi="Segoe UI" w:cs="Segoe UI"/>
-          <w:lang w:val="fr-FR"/>
-        </w:rPr>
-        <w:t>De 4 à 10 ans, un seul robot</w:t>
-      </w:r>
-    </w:p>
-    <w:p>
-      <w:pPr>
-        <w:pStyle w:val="a7"/>
-        <w:divId w:val="865750692"/>
+        <w:divId w:val="32851426"/>
+        <w:rPr>
+          <w:rFonts w:ascii="Segoe UI" w:eastAsia="Times New Roman" w:hAnsi="Segoe UI" w:cs="Segoe UI"/>
+          <w:lang w:val="fr-FR"/>
+        </w:rPr>
+      </w:pPr>
+      <w:r>
+        <w:rPr>
+          <w:rFonts w:ascii="Segoe UI" w:eastAsia="Times New Roman" w:hAnsi="Segoe UI" w:cs="Segoe UI"/>
+          <w:lang w:val="fr-FR"/>
+        </w:rPr>
+        <w:t>De 4 à 10 ans et plus, un seul robot</w:t>
+      </w:r>
+    </w:p>
+    <w:p>
+      <w:pPr>
+        <w:pStyle w:val="a7"/>
+        <w:divId w:val="32851426"/>
         <w:rPr>
           <w:rFonts w:ascii="Segoe UI" w:hAnsi="Segoe UI" w:cs="Segoe UI"/>
           <w:color w:val="1C1C1C"/>
@@ -501,34 +501,53 @@
     <w:p>
       <w:pPr>
         <w:pStyle w:val="a7"/>
-        <w:divId w:val="865750692"/>
-        <w:rPr>
-          <w:rFonts w:ascii="Segoe UI" w:hAnsi="Segoe UI" w:cs="Segoe UI"/>
-          <w:color w:val="1C1C1C"/>
-          <w:lang w:val="fr-FR"/>
-        </w:rPr>
-      </w:pPr>
-      <w:r>
-        <w:rPr>
-          <w:rFonts w:ascii="Segoe UI" w:hAnsi="Segoe UI" w:cs="Segoe UI"/>
-          <w:color w:val="1C1C1C"/>
-          <w:lang w:val="fr-FR"/>
-        </w:rPr>
-        <w:t>7 à 10 ans (dernièr</w:t>
-      </w:r>
-      <w:r>
-        <w:rPr>
-          <w:rFonts w:ascii="Segoe UI" w:hAnsi="Segoe UI" w:cs="Segoe UI"/>
-          <w:color w:val="1C1C1C"/>
-          <w:lang w:val="fr-FR"/>
-        </w:rPr>
-        <w:t>es années de l'école primaire) : distances et angles précis, arithmétique, géométrie des figures, dessin au feutre.</w:t>
+        <w:divId w:val="32851426"/>
+        <w:rPr>
+          <w:rFonts w:ascii="Segoe UI" w:hAnsi="Segoe UI" w:cs="Segoe UI"/>
+          <w:color w:val="1C1C1C"/>
+          <w:lang w:val="fr-FR"/>
+        </w:rPr>
+      </w:pPr>
+      <w:r>
+        <w:rPr>
+          <w:rFonts w:ascii="Segoe UI" w:hAnsi="Segoe UI" w:cs="Segoe UI"/>
+          <w:color w:val="1C1C1C"/>
+          <w:lang w:val="fr-FR"/>
+        </w:rPr>
+        <w:t>7 à 10 ans (</w:t>
+      </w:r>
+      <w:r>
+        <w:rPr>
+          <w:rFonts w:ascii="Segoe UI" w:hAnsi="Segoe UI" w:cs="Segoe UI"/>
+          <w:color w:val="1C1C1C"/>
+          <w:lang w:val="fr-FR"/>
+        </w:rPr>
+        <w:t>dernières années de l'école primaire) : distances et angles précis, arithmétique, géométrie des figures, dessin au feutre.</w:t>
+      </w:r>
+    </w:p>
+    <w:p>
+      <w:pPr>
+        <w:pStyle w:val="a7"/>
+        <w:divId w:val="32851426"/>
+        <w:rPr>
+          <w:rFonts w:ascii="Segoe UI" w:hAnsi="Segoe UI" w:cs="Segoe UI"/>
+          <w:color w:val="1C1C1C"/>
+          <w:lang w:val="fr-FR"/>
+        </w:rPr>
+      </w:pPr>
+      <w:r>
+        <w:rPr>
+          <w:rFonts w:ascii="Segoe UI" w:hAnsi="Segoe UI" w:cs="Segoe UI"/>
+          <w:color w:val="1C1C1C"/>
+          <w:lang w:val="fr-FR"/>
+        </w:rPr>
+        <w:t>10 ans et plus : le même robot se programme depuis Scratch.</w:t>
       </w:r>
     </w:p>
     <w:p>
       <w:pPr>
         <w:pStyle w:val="3"/>
-        <w:divId w:val="865750692"/>
+        <w:divId w:val="32851426"/>
         <w:rPr>
           <w:rFonts w:ascii="Segoe UI" w:eastAsia="Times New Roman" w:hAnsi="Segoe UI" w:cs="Segoe UI"/>
           <w:lang w:val="fr-FR"/>
@@ -545,34 +564,34 @@
     <w:p>
       <w:pPr>
         <w:pStyle w:val="a7"/>
-        <w:divId w:val="865750692"/>
-        <w:rPr>
-          <w:rFonts w:ascii="Segoe UI" w:hAnsi="Segoe UI" w:cs="Segoe UI"/>
-          <w:color w:val="1C1C1C"/>
-          <w:lang w:val="fr-FR"/>
-        </w:rPr>
-      </w:pPr>
-      <w:r>
-        <w:rPr>
-          <w:rFonts w:ascii="Segoe UI" w:hAnsi="Segoe UI" w:cs="Segoe UI"/>
-          <w:color w:val="1C1C1C"/>
-          <w:lang w:val="fr-FR"/>
-        </w:rPr>
-        <w:t>Terra Numerica, centre français de médiation scientifique (Sophia Antipolis ; projet du CNRS, d'Inria et de l'Université Côte d'</w:t>
-      </w:r>
-      <w:r>
-        <w:rPr>
-          <w:rFonts w:ascii="Segoe UI" w:hAnsi="Segoe UI" w:cs="Segoe UI"/>
-          <w:color w:val="1C1C1C"/>
-          <w:lang w:val="fr-FR"/>
-        </w:rPr>
-        <w:t>Azur), utilise déjà PrimaSTEM dans ses ateliers.</w:t>
-      </w:r>
-    </w:p>
-    <w:p>
-      <w:pPr>
-        <w:pStyle w:val="a7"/>
-        <w:divId w:val="865750692"/>
+        <w:divId w:val="32851426"/>
+        <w:rPr>
+          <w:rFonts w:ascii="Segoe UI" w:hAnsi="Segoe UI" w:cs="Segoe UI"/>
+          <w:color w:val="1C1C1C"/>
+          <w:lang w:val="fr-FR"/>
+        </w:rPr>
+      </w:pPr>
+      <w:r>
+        <w:rPr>
+          <w:rFonts w:ascii="Segoe UI" w:hAnsi="Segoe UI" w:cs="Segoe UI"/>
+          <w:color w:val="1C1C1C"/>
+          <w:lang w:val="fr-FR"/>
+        </w:rPr>
+        <w:t>Terra Numerica, centre français de médiation scientifique (So</w:t>
+      </w:r>
+      <w:r>
+        <w:rPr>
+          <w:rFonts w:ascii="Segoe UI" w:hAnsi="Segoe UI" w:cs="Segoe UI"/>
+          <w:color w:val="1C1C1C"/>
+          <w:lang w:val="fr-FR"/>
+        </w:rPr>
+        <w:t>phia Antipolis ; projet du CNRS, d'Inria et de l'Université Côte d'Azur), utilise déjà PrimaSTEM dans ses ateliers.</w:t>
+      </w:r>
+    </w:p>
+    <w:p>
+      <w:pPr>
+        <w:pStyle w:val="a7"/>
+        <w:divId w:val="32851426"/>
         <w:rPr>
           <w:rFonts w:ascii="Segoe UI" w:hAnsi="Segoe UI" w:cs="Segoe UI"/>
           <w:color w:val="1C1C1C"/>
@@ -590,35 +609,8 @@
     </w:p>
     <w:p>
       <w:pPr>
-        <w:pStyle w:val="a7"/>
-        <w:divId w:val="865750692"/>
-        <w:rPr>
-          <w:rFonts w:ascii="Segoe UI" w:hAnsi="Segoe UI" w:cs="Segoe UI"/>
-          <w:color w:val="1C1C1C"/>
-          <w:lang w:val="fr-FR"/>
-        </w:rPr>
-      </w:pPr>
-      <w:r>
-        <w:rPr>
-          <w:rFonts w:ascii="Segoe UI" w:hAnsi="Segoe UI" w:cs="Segoe UI"/>
-          <w:color w:val="1C1C1C"/>
-          <w:lang w:val="fr-FR"/>
-        </w:rPr>
-        <w:t>Prix conseillé pour la France : 297 € HT. Il comprend déjà les mathématiques, la géométrie, le dessin, la voix et la méthode, sans suppléme</w:t>
-      </w:r>
-      <w:r>
-        <w:rPr>
-          <w:rFonts w:ascii="Segoe UI" w:hAnsi="Segoe UI" w:cs="Segoe UI"/>
-          <w:color w:val="1C1C1C"/>
-          <w:lang w:val="fr-FR"/>
-        </w:rPr>
-        <w:t>nts à part. Un seul achat couvre toutes les années de 4 à 10 ans.</w:t>
-      </w:r>
-    </w:p>
-    <w:p>
-      <w:pPr>
         <w:pStyle w:val="note"/>
-        <w:divId w:val="865750692"/>
+        <w:divId w:val="32851426"/>
         <w:rPr>
           <w:rFonts w:ascii="Segoe UI" w:hAnsi="Segoe UI" w:cs="Segoe UI"/>
           <w:lang w:val="fr-FR"/>
@@ -632,32 +624,40 @@
           <w:iCs/>
           <w:lang w:val="fr-FR"/>
         </w:rPr>
-        <w:t>Le prix final est fixé par le distributeur.</w:t>
-      </w:r>
-    </w:p>
-    <w:p>
-      <w:pPr>
-        <w:pStyle w:val="a7"/>
-        <w:divId w:val="865750692"/>
-        <w:rPr>
-          <w:rFonts w:ascii="Segoe UI" w:hAnsi="Segoe UI" w:cs="Segoe UI"/>
-          <w:color w:val="1C1C1C"/>
-          <w:lang w:val="fr-FR"/>
-        </w:rPr>
-      </w:pPr>
-      <w:r>
-        <w:rPr>
-          <w:rFonts w:ascii="Segoe UI" w:hAnsi="Segoe UI" w:cs="Segoe UI"/>
-          <w:color w:val="1C1C1C"/>
-          <w:lang w:val="fr-FR"/>
-        </w:rPr>
-        <w:t>Essayez le robot avant de l'acheter. Il fonctionne directement dans le navigateur. Ouvrez le lien ou pointez votre caméra sur le QR code :</w:t>
-      </w:r>
-    </w:p>
-    <w:p>
-      <w:pPr>
-        <w:pStyle w:val="a7"/>
-        <w:divId w:val="865750692"/>
+        <w:t>Le prix est fixé par le distributeur.</w:t>
+      </w:r>
+    </w:p>
+    <w:p>
+      <w:pPr>
+        <w:pStyle w:val="a7"/>
+        <w:divId w:val="32851426"/>
+        <w:rPr>
+          <w:rFonts w:ascii="Segoe UI" w:hAnsi="Segoe UI" w:cs="Segoe UI"/>
+          <w:color w:val="1C1C1C"/>
+          <w:lang w:val="fr-FR"/>
+        </w:rPr>
+      </w:pPr>
+      <w:r>
+        <w:rPr>
+          <w:rFonts w:ascii="Segoe UI" w:hAnsi="Segoe UI" w:cs="Segoe UI"/>
+          <w:color w:val="1C1C1C"/>
+          <w:lang w:val="fr-FR"/>
+        </w:rPr>
+        <w:t>Essayez le robot avant de l'achete</w:t>
+      </w:r>
+      <w:r>
+        <w:rPr>
+          <w:rFonts w:ascii="Segoe UI" w:hAnsi="Segoe UI" w:cs="Segoe UI"/>
+          <w:color w:val="1C1C1C"/>
+          <w:lang w:val="fr-FR"/>
+        </w:rPr>
+        <w:t>r. Il fonctionne directement dans le navigateur. Ouvrez le lien ou pointez votre caméra sur le QR code :</w:t>
+      </w:r>
+    </w:p>
+    <w:p>
+      <w:pPr>
+        <w:pStyle w:val="a7"/>
+        <w:divId w:val="32851426"/>
         <w:rPr>
           <w:rFonts w:ascii="Segoe UI" w:hAnsi="Segoe UI" w:cs="Segoe UI"/>
           <w:color w:val="1C1C1C"/>
@@ -676,7 +676,7 @@
     <w:p>
       <w:pPr>
         <w:pStyle w:val="note"/>
-        <w:divId w:val="865750692"/>
+        <w:divId w:val="32851426"/>
         <w:rPr>
           <w:rFonts w:ascii="Segoe UI" w:hAnsi="Segoe UI" w:cs="Segoe UI"/>
           <w:lang w:val="fr-FR"/>
@@ -696,7 +696,7 @@
     <w:p>
       <w:pPr>
         <w:pStyle w:val="note"/>
-        <w:divId w:val="865750692"/>
+        <w:divId w:val="32851426"/>
         <w:rPr>
           <w:rFonts w:ascii="Segoe UI" w:hAnsi="Segoe UI" w:cs="Segoe UI"/>
           <w:lang w:val="fr-FR"/>
@@ -716,88 +716,88 @@
     <w:p>
       <w:pPr>
         <w:pStyle w:val="a7"/>
-        <w:divId w:val="865750692"/>
-        <w:rPr>
-          <w:rFonts w:ascii="Segoe UI" w:hAnsi="Segoe UI" w:cs="Segoe UI"/>
-          <w:color w:val="1C1C1C"/>
-          <w:lang w:val="fr-FR"/>
-        </w:rPr>
-      </w:pPr>
-      <w:r>
-        <w:rPr>
-          <w:rFonts w:ascii="Segoe UI" w:hAnsi="Segoe UI" w:cs="Segoe UI"/>
-          <w:color w:val="1C1C1C"/>
-          <w:lang w:val="fr-FR"/>
-        </w:rPr>
-        <w:t>Contenu. Une télécommande, un robot et un jeu de jetons de commande en carton (NFC). Un kit est prévu pour un groupe de 2 à 4 enfants. Le câble USB-C et le chargeur n</w:t>
-      </w:r>
-      <w:r>
-        <w:rPr>
-          <w:rFonts w:ascii="Segoe UI" w:hAnsi="Segoe UI" w:cs="Segoe UI"/>
-          <w:color w:val="1C1C1C"/>
-          <w:lang w:val="fr-FR"/>
-        </w:rPr>
-        <w:t>e sont pas inclus, n'importe quels modèles standard conviennent.</w:t>
-      </w:r>
-    </w:p>
-    <w:p>
-      <w:pPr>
-        <w:pStyle w:val="a7"/>
-        <w:divId w:val="865750692"/>
-        <w:rPr>
-          <w:rFonts w:ascii="Segoe UI" w:hAnsi="Segoe UI" w:cs="Segoe UI"/>
-          <w:color w:val="1C1C1C"/>
-          <w:lang w:val="fr-FR"/>
-        </w:rPr>
-      </w:pPr>
-      <w:r>
-        <w:rPr>
-          <w:rFonts w:ascii="Segoe UI" w:hAnsi="Segoe UI" w:cs="Segoe UI"/>
-          <w:color w:val="1C1C1C"/>
-          <w:lang w:val="fr-FR"/>
-        </w:rPr>
-        <w:t>Caractéristiques. Robot et télécommande en bois, jetons en carton. Robot de 125 mm de diamètre, 44 mm de hauteur, 220 g. Télécommande 317 x 217 x 62 mm, 680 g. Jetons 33 x 33 mm, NFC. 11 empl</w:t>
-      </w:r>
-      <w:r>
-        <w:rPr>
-          <w:rFonts w:ascii="Segoe UI" w:hAnsi="Segoe UI" w:cs="Segoe UI"/>
-          <w:color w:val="1C1C1C"/>
-          <w:lang w:val="fr-FR"/>
-        </w:rPr>
-        <w:t>acements doubles. Pas de 15 cm par défaut, réglable pour toute taille. Rotations de 1 à 360 degrés. Bluetooth, portée d'environ 5 m. Batterie Li-Ion, charge USB-C, environ 1,5 heure. Âge 4 à 10 ans. Fabriqué à Cannes, France. Certifications CE et UKCA.</w:t>
-      </w:r>
-    </w:p>
-    <w:p>
-      <w:pPr>
-        <w:pStyle w:val="a7"/>
-        <w:divId w:val="865750692"/>
-        <w:rPr>
-          <w:rFonts w:ascii="Segoe UI" w:hAnsi="Segoe UI" w:cs="Segoe UI"/>
-          <w:color w:val="1C1C1C"/>
-          <w:lang w:val="fr-FR"/>
-        </w:rPr>
-      </w:pPr>
-      <w:r>
-        <w:rPr>
-          <w:rFonts w:ascii="Segoe UI" w:hAnsi="Segoe UI" w:cs="Segoe UI"/>
-          <w:color w:val="1C1C1C"/>
-          <w:lang w:val="fr-FR"/>
-        </w:rPr>
-        <w:t>Ser</w:t>
-      </w:r>
-      <w:r>
-        <w:rPr>
-          <w:rFonts w:ascii="Segoe UI" w:hAnsi="Segoe UI" w:cs="Segoe UI"/>
-          <w:color w:val="1C1C1C"/>
-          <w:lang w:val="fr-FR"/>
-        </w:rPr>
-        <w:t>vice. Des feutres ordinaires conviennent, la batterie est remplaçable. La garantie et le service après-vente sont assurés par le distributeur.</w:t>
+        <w:divId w:val="32851426"/>
+        <w:rPr>
+          <w:rFonts w:ascii="Segoe UI" w:hAnsi="Segoe UI" w:cs="Segoe UI"/>
+          <w:color w:val="1C1C1C"/>
+          <w:lang w:val="fr-FR"/>
+        </w:rPr>
+      </w:pPr>
+      <w:r>
+        <w:rPr>
+          <w:rFonts w:ascii="Segoe UI" w:hAnsi="Segoe UI" w:cs="Segoe UI"/>
+          <w:color w:val="1C1C1C"/>
+          <w:lang w:val="fr-FR"/>
+        </w:rPr>
+        <w:t>Contenu. Une télécommande, un robot et un jeu de jetons de commande en carton (NFC). Un kit est prévu pour un groupe de 2 à 4 enfants. Le câble USB-C et le chargeur ne sont pas inclus, n'importe quels modèles standard conviennent.</w:t>
+      </w:r>
+    </w:p>
+    <w:p>
+      <w:pPr>
+        <w:pStyle w:val="a7"/>
+        <w:divId w:val="32851426"/>
+        <w:rPr>
+          <w:rFonts w:ascii="Segoe UI" w:hAnsi="Segoe UI" w:cs="Segoe UI"/>
+          <w:color w:val="1C1C1C"/>
+          <w:lang w:val="fr-FR"/>
+        </w:rPr>
+      </w:pPr>
+      <w:r>
+        <w:rPr>
+          <w:rFonts w:ascii="Segoe UI" w:hAnsi="Segoe UI" w:cs="Segoe UI"/>
+          <w:color w:val="1C1C1C"/>
+          <w:lang w:val="fr-FR"/>
+        </w:rPr>
+        <w:t>Caractéristiques. Robot e</w:t>
+      </w:r>
+      <w:r>
+        <w:rPr>
+          <w:rFonts w:ascii="Segoe UI" w:hAnsi="Segoe UI" w:cs="Segoe UI"/>
+          <w:color w:val="1C1C1C"/>
+          <w:lang w:val="fr-FR"/>
+        </w:rPr>
+        <w:t>t télécommande en bois, jetons en carton. Robot de 125 mm de diamètre, 44 mm de hauteur, 220 g. Télécommande 317 x 217 x 62 mm, 680 g. Jetons 33 x 33 mm, NFC. 11 emplacements doubles. Pas de 15 cm par défaut, réglable pour toute taille. Rotations de 1 à 36</w:t>
+      </w:r>
+      <w:r>
+        <w:rPr>
+          <w:rFonts w:ascii="Segoe UI" w:hAnsi="Segoe UI" w:cs="Segoe UI"/>
+          <w:color w:val="1C1C1C"/>
+          <w:lang w:val="fr-FR"/>
+        </w:rPr>
+        <w:t>0 degrés. Bluetooth, portée d'environ 5 m. Batterie Li-Ion, charge USB-C, environ 1,5 heure. Âge 4 à 10 ans. Fabriqué à Cannes, France. Certifications CE et UKCA.</w:t>
+      </w:r>
+    </w:p>
+    <w:p>
+      <w:pPr>
+        <w:pStyle w:val="a7"/>
+        <w:divId w:val="32851426"/>
+        <w:rPr>
+          <w:rFonts w:ascii="Segoe UI" w:hAnsi="Segoe UI" w:cs="Segoe UI"/>
+          <w:color w:val="1C1C1C"/>
+          <w:lang w:val="fr-FR"/>
+        </w:rPr>
+      </w:pPr>
+      <w:r>
+        <w:rPr>
+          <w:rFonts w:ascii="Segoe UI" w:hAnsi="Segoe UI" w:cs="Segoe UI"/>
+          <w:color w:val="1C1C1C"/>
+          <w:lang w:val="fr-FR"/>
+        </w:rPr>
+        <w:t>Service. Des feutres ordinaires conviennent, la batterie est remplaçable. La garantie et le s</w:t>
+      </w:r>
+      <w:r>
+        <w:rPr>
+          <w:rFonts w:ascii="Segoe UI" w:hAnsi="Segoe UI" w:cs="Segoe UI"/>
+          <w:color w:val="1C1C1C"/>
+          <w:lang w:val="fr-FR"/>
+        </w:rPr>
+        <w:t>ervice après-vente sont assurés par le distributeur.</w:t>
       </w:r>
     </w:p>
     <w:p>
       <w:pPr>
         <w:pStyle w:val="note"/>
-        <w:divId w:val="865750692"/>
+        <w:divId w:val="32851426"/>
         <w:rPr>
           <w:rFonts w:ascii="Segoe UI" w:hAnsi="Segoe UI" w:cs="Segoe UI"/>
           <w:lang w:val="fr-FR"/>
@@ -817,7 +817,7 @@
     <w:p>
       <w:pPr>
         <w:pStyle w:val="note"/>
-        <w:divId w:val="865750692"/>
+        <w:divId w:val="32851426"/>
         <w:rPr>
           <w:rFonts w:ascii="Segoe UI" w:hAnsi="Segoe UI" w:cs="Segoe UI"/>
           <w:lang w:val="fr-FR"/>
@@ -831,17 +831,7 @@
           <w:iCs/>
           <w:lang w:val="fr-FR"/>
         </w:rPr>
-        <w:t>[photos complémentaires dans assets/photos : 03-kit-compl</w:t>
-      </w:r>
-      <w:r>
-        <w:rPr>
-          <w:rStyle w:val="a5"/>
-          <w:rFonts w:ascii="Segoe UI" w:hAnsi="Segoe UI" w:cs="Segoe UI"/>
-          <w:i/>
-          <w:iCs/>
-          <w:lang w:val="fr-FR"/>
-        </w:rPr>
-        <w:t>et, 04-console-de-commande, 05-robot-et-console, 06-robot-vue-dessus]</w:t>
+        <w:t>[photos complémentaires dans assets/photos : 03-kit-complet, 04-console-de-commande, 05-robot-et-console, 06-robot-vue-dessus]</w:t>
       </w:r>
     </w:p>
     <w:sectPr>

--- a/fr/catalogue.docx
+++ b/fr/catalogue.docx
@@ -5,7 +5,7 @@
     <w:p>
       <w:pPr>
         <w:pStyle w:val="note"/>
-        <w:divId w:val="32851426"/>
+        <w:divId w:val="1945451943"/>
         <w:rPr>
           <w:rFonts w:ascii="Segoe UI" w:hAnsi="Segoe UI" w:cs="Segoe UI"/>
           <w:lang w:val="fr-FR"/>
@@ -25,7 +25,7 @@
     <w:p>
       <w:pPr>
         <w:pStyle w:val="note"/>
-        <w:divId w:val="32851426"/>
+        <w:divId w:val="1945451943"/>
         <w:rPr>
           <w:rFonts w:ascii="Segoe UI" w:hAnsi="Segoe UI" w:cs="Segoe UI"/>
           <w:lang w:val="fr-FR"/>
@@ -45,7 +45,7 @@
     <w:p>
       <w:pPr>
         <w:pStyle w:val="1"/>
-        <w:divId w:val="32851426"/>
+        <w:divId w:val="1945451943"/>
         <w:rPr>
           <w:rFonts w:ascii="Segoe UI" w:eastAsia="Times New Roman" w:hAnsi="Segoe UI" w:cs="Segoe UI"/>
           <w:lang w:val="fr-FR"/>
@@ -62,7 +62,7 @@
     <w:p>
       <w:pPr>
         <w:pStyle w:val="2"/>
-        <w:divId w:val="32851426"/>
+        <w:divId w:val="1945451943"/>
         <w:rPr>
           <w:rFonts w:ascii="Segoe UI" w:eastAsia="Times New Roman" w:hAnsi="Segoe UI" w:cs="Segoe UI"/>
           <w:lang w:val="fr-FR"/>
@@ -79,7 +79,7 @@
     <w:p>
       <w:pPr>
         <w:pStyle w:val="note"/>
-        <w:divId w:val="32851426"/>
+        <w:divId w:val="1945451943"/>
         <w:rPr>
           <w:rFonts w:ascii="Segoe UI" w:hAnsi="Segoe UI" w:cs="Segoe UI"/>
           <w:lang w:val="fr-FR"/>
@@ -109,7 +109,7 @@
     <w:p>
       <w:pPr>
         <w:pStyle w:val="a7"/>
-        <w:divId w:val="32851426"/>
+        <w:divId w:val="1945451943"/>
         <w:rPr>
           <w:rFonts w:ascii="Segoe UI" w:hAnsi="Segoe UI" w:cs="Segoe UI"/>
           <w:color w:val="1C1C1C"/>
@@ -128,7 +128,7 @@
     <w:p>
       <w:pPr>
         <w:pStyle w:val="a7"/>
-        <w:divId w:val="32851426"/>
+        <w:divId w:val="1945451943"/>
         <w:rPr>
           <w:rFonts w:ascii="Segoe UI" w:hAnsi="Segoe UI" w:cs="Segoe UI"/>
           <w:color w:val="1C1C1C"/>
@@ -155,7 +155,7 @@
     <w:p>
       <w:pPr>
         <w:pStyle w:val="3"/>
-        <w:divId w:val="32851426"/>
+        <w:divId w:val="1945451943"/>
         <w:rPr>
           <w:rFonts w:ascii="Segoe UI" w:eastAsia="Times New Roman" w:hAnsi="Segoe UI" w:cs="Segoe UI"/>
           <w:lang w:val="fr-FR"/>
@@ -172,7 +172,7 @@
     <w:p>
       <w:pPr>
         <w:pStyle w:val="a7"/>
-        <w:divId w:val="32851426"/>
+        <w:divId w:val="1945451943"/>
         <w:rPr>
           <w:rFonts w:ascii="Segoe UI" w:hAnsi="Segoe UI" w:cs="Segoe UI"/>
           <w:color w:val="1C1C1C"/>
@@ -199,7 +199,7 @@
     <w:p>
       <w:pPr>
         <w:pStyle w:val="3"/>
-        <w:divId w:val="32851426"/>
+        <w:divId w:val="1945451943"/>
         <w:rPr>
           <w:rFonts w:ascii="Segoe UI" w:eastAsia="Times New Roman" w:hAnsi="Segoe UI" w:cs="Segoe UI"/>
           <w:lang w:val="fr-FR"/>
@@ -216,7 +216,7 @@
     <w:p>
       <w:pPr>
         <w:pStyle w:val="a7"/>
-        <w:divId w:val="32851426"/>
+        <w:divId w:val="1945451943"/>
         <w:rPr>
           <w:rFonts w:ascii="Segoe UI" w:hAnsi="Segoe UI" w:cs="Segoe UI"/>
           <w:color w:val="1C1C1C"/>
@@ -243,7 +243,7 @@
     <w:p>
       <w:pPr>
         <w:pStyle w:val="3"/>
-        <w:divId w:val="32851426"/>
+        <w:divId w:val="1945451943"/>
         <w:rPr>
           <w:rFonts w:ascii="Segoe UI" w:eastAsia="Times New Roman" w:hAnsi="Segoe UI" w:cs="Segoe UI"/>
           <w:lang w:val="fr-FR"/>
@@ -260,7 +260,7 @@
     <w:p>
       <w:pPr>
         <w:pStyle w:val="a7"/>
-        <w:divId w:val="32851426"/>
+        <w:divId w:val="1945451943"/>
         <w:rPr>
           <w:rFonts w:ascii="Segoe UI" w:hAnsi="Segoe UI" w:cs="Segoe UI"/>
           <w:color w:val="1C1C1C"/>
@@ -287,7 +287,7 @@
     <w:p>
       <w:pPr>
         <w:pStyle w:val="note"/>
-        <w:divId w:val="32851426"/>
+        <w:divId w:val="1945451943"/>
         <w:rPr>
           <w:rFonts w:ascii="Segoe UI" w:hAnsi="Segoe UI" w:cs="Segoe UI"/>
           <w:lang w:val="fr-FR"/>
@@ -317,7 +317,7 @@
     <w:p>
       <w:pPr>
         <w:pStyle w:val="3"/>
-        <w:divId w:val="32851426"/>
+        <w:divId w:val="1945451943"/>
         <w:rPr>
           <w:rFonts w:ascii="Segoe UI" w:eastAsia="Times New Roman" w:hAnsi="Segoe UI" w:cs="Segoe UI"/>
           <w:lang w:val="fr-FR"/>
@@ -334,7 +334,7 @@
     <w:p>
       <w:pPr>
         <w:pStyle w:val="a7"/>
-        <w:divId w:val="32851426"/>
+        <w:divId w:val="1945451943"/>
         <w:rPr>
           <w:rFonts w:ascii="Segoe UI" w:hAnsi="Segoe UI" w:cs="Segoe UI"/>
           <w:color w:val="1C1C1C"/>
@@ -369,7 +369,7 @@
     <w:p>
       <w:pPr>
         <w:pStyle w:val="3"/>
-        <w:divId w:val="32851426"/>
+        <w:divId w:val="1945451943"/>
         <w:rPr>
           <w:rFonts w:ascii="Segoe UI" w:eastAsia="Times New Roman" w:hAnsi="Segoe UI" w:cs="Segoe UI"/>
           <w:lang w:val="fr-FR"/>
@@ -386,7 +386,7 @@
     <w:p>
       <w:pPr>
         <w:pStyle w:val="a7"/>
-        <w:divId w:val="32851426"/>
+        <w:divId w:val="1945451943"/>
         <w:rPr>
           <w:rFonts w:ascii="Segoe UI" w:hAnsi="Segoe UI" w:cs="Segoe UI"/>
           <w:color w:val="1C1C1C"/>
@@ -413,7 +413,7 @@
     <w:p>
       <w:pPr>
         <w:pStyle w:val="3"/>
-        <w:divId w:val="32851426"/>
+        <w:divId w:val="1945451943"/>
         <w:rPr>
           <w:rFonts w:ascii="Segoe UI" w:eastAsia="Times New Roman" w:hAnsi="Segoe UI" w:cs="Segoe UI"/>
           <w:lang w:val="fr-FR"/>
@@ -430,7 +430,7 @@
     <w:p>
       <w:pPr>
         <w:pStyle w:val="a7"/>
-        <w:divId w:val="32851426"/>
+        <w:divId w:val="1945451943"/>
         <w:rPr>
           <w:rFonts w:ascii="Segoe UI" w:hAnsi="Segoe UI" w:cs="Segoe UI"/>
           <w:color w:val="1C1C1C"/>
@@ -465,7 +465,7 @@
     <w:p>
       <w:pPr>
         <w:pStyle w:val="3"/>
-        <w:divId w:val="32851426"/>
+        <w:divId w:val="1945451943"/>
         <w:rPr>
           <w:rFonts w:ascii="Segoe UI" w:eastAsia="Times New Roman" w:hAnsi="Segoe UI" w:cs="Segoe UI"/>
           <w:lang w:val="fr-FR"/>
@@ -482,7 +482,7 @@
     <w:p>
       <w:pPr>
         <w:pStyle w:val="a7"/>
-        <w:divId w:val="32851426"/>
+        <w:divId w:val="1945451943"/>
         <w:rPr>
           <w:rFonts w:ascii="Segoe UI" w:hAnsi="Segoe UI" w:cs="Segoe UI"/>
           <w:color w:val="1C1C1C"/>
@@ -501,7 +501,7 @@
     <w:p>
       <w:pPr>
         <w:pStyle w:val="a7"/>
-        <w:divId w:val="32851426"/>
+        <w:divId w:val="1945451943"/>
         <w:rPr>
           <w:rFonts w:ascii="Segoe UI" w:hAnsi="Segoe UI" w:cs="Segoe UI"/>
           <w:color w:val="1C1C1C"/>
@@ -528,7 +528,7 @@
     <w:p>
       <w:pPr>
         <w:pStyle w:val="a7"/>
-        <w:divId w:val="32851426"/>
+        <w:divId w:val="1945451943"/>
         <w:rPr>
           <w:rFonts w:ascii="Segoe UI" w:hAnsi="Segoe UI" w:cs="Segoe UI"/>
           <w:color w:val="1C1C1C"/>
@@ -547,7 +547,7 @@
     <w:p>
       <w:pPr>
         <w:pStyle w:val="3"/>
-        <w:divId w:val="32851426"/>
+        <w:divId w:val="1945451943"/>
         <w:rPr>
           <w:rFonts w:ascii="Segoe UI" w:eastAsia="Times New Roman" w:hAnsi="Segoe UI" w:cs="Segoe UI"/>
           <w:lang w:val="fr-FR"/>
@@ -564,7 +564,7 @@
     <w:p>
       <w:pPr>
         <w:pStyle w:val="a7"/>
-        <w:divId w:val="32851426"/>
+        <w:divId w:val="1945451943"/>
         <w:rPr>
           <w:rFonts w:ascii="Segoe UI" w:hAnsi="Segoe UI" w:cs="Segoe UI"/>
           <w:color w:val="1C1C1C"/>
@@ -591,26 +591,26 @@
     <w:p>
       <w:pPr>
         <w:pStyle w:val="a7"/>
-        <w:divId w:val="32851426"/>
-        <w:rPr>
-          <w:rFonts w:ascii="Segoe UI" w:hAnsi="Segoe UI" w:cs="Segoe UI"/>
-          <w:color w:val="1C1C1C"/>
-          <w:lang w:val="fr-FR"/>
-        </w:rPr>
-      </w:pPr>
-      <w:r>
-        <w:rPr>
-          <w:rFonts w:ascii="Segoe UI" w:hAnsi="Segoe UI" w:cs="Segoe UI"/>
-          <w:color w:val="1C1C1C"/>
-          <w:lang w:val="fr-FR"/>
-        </w:rPr>
-        <w:t>Sans écran. Fabriqué en France (Cannes), certifications CE et UKCA.</w:t>
+        <w:divId w:val="1945451943"/>
+        <w:rPr>
+          <w:rFonts w:ascii="Segoe UI" w:hAnsi="Segoe UI" w:cs="Segoe UI"/>
+          <w:color w:val="1C1C1C"/>
+          <w:lang w:val="fr-FR"/>
+        </w:rPr>
+      </w:pPr>
+      <w:r>
+        <w:rPr>
+          <w:rFonts w:ascii="Segoe UI" w:hAnsi="Segoe UI" w:cs="Segoe UI"/>
+          <w:color w:val="1C1C1C"/>
+          <w:lang w:val="fr-FR"/>
+        </w:rPr>
+        <w:t>Sans écran. Fabriqué en France (Cannes), certification CE.</w:t>
       </w:r>
     </w:p>
     <w:p>
       <w:pPr>
         <w:pStyle w:val="note"/>
-        <w:divId w:val="32851426"/>
+        <w:divId w:val="1945451943"/>
         <w:rPr>
           <w:rFonts w:ascii="Segoe UI" w:hAnsi="Segoe UI" w:cs="Segoe UI"/>
           <w:lang w:val="fr-FR"/>
@@ -630,34 +630,34 @@
     <w:p>
       <w:pPr>
         <w:pStyle w:val="a7"/>
-        <w:divId w:val="32851426"/>
-        <w:rPr>
-          <w:rFonts w:ascii="Segoe UI" w:hAnsi="Segoe UI" w:cs="Segoe UI"/>
-          <w:color w:val="1C1C1C"/>
-          <w:lang w:val="fr-FR"/>
-        </w:rPr>
-      </w:pPr>
-      <w:r>
-        <w:rPr>
-          <w:rFonts w:ascii="Segoe UI" w:hAnsi="Segoe UI" w:cs="Segoe UI"/>
-          <w:color w:val="1C1C1C"/>
-          <w:lang w:val="fr-FR"/>
-        </w:rPr>
-        <w:t>Essayez le robot avant de l'achete</w:t>
-      </w:r>
-      <w:r>
-        <w:rPr>
-          <w:rFonts w:ascii="Segoe UI" w:hAnsi="Segoe UI" w:cs="Segoe UI"/>
-          <w:color w:val="1C1C1C"/>
-          <w:lang w:val="fr-FR"/>
-        </w:rPr>
-        <w:t>r. Il fonctionne directement dans le navigateur. Ouvrez le lien ou pointez votre caméra sur le QR code :</w:t>
-      </w:r>
-    </w:p>
-    <w:p>
-      <w:pPr>
-        <w:pStyle w:val="a7"/>
-        <w:divId w:val="32851426"/>
+        <w:divId w:val="1945451943"/>
+        <w:rPr>
+          <w:rFonts w:ascii="Segoe UI" w:hAnsi="Segoe UI" w:cs="Segoe UI"/>
+          <w:color w:val="1C1C1C"/>
+          <w:lang w:val="fr-FR"/>
+        </w:rPr>
+      </w:pPr>
+      <w:r>
+        <w:rPr>
+          <w:rFonts w:ascii="Segoe UI" w:hAnsi="Segoe UI" w:cs="Segoe UI"/>
+          <w:color w:val="1C1C1C"/>
+          <w:lang w:val="fr-FR"/>
+        </w:rPr>
+        <w:t>Essayez le robot avant de l'acheter. Il fon</w:t>
+      </w:r>
+      <w:r>
+        <w:rPr>
+          <w:rFonts w:ascii="Segoe UI" w:hAnsi="Segoe UI" w:cs="Segoe UI"/>
+          <w:color w:val="1C1C1C"/>
+          <w:lang w:val="fr-FR"/>
+        </w:rPr>
+        <w:t>ctionne directement dans le navigateur. Ouvrez le lien ou pointez votre caméra sur le QR code :</w:t>
+      </w:r>
+    </w:p>
+    <w:p>
+      <w:pPr>
+        <w:pStyle w:val="a7"/>
+        <w:divId w:val="1945451943"/>
         <w:rPr>
           <w:rFonts w:ascii="Segoe UI" w:hAnsi="Segoe UI" w:cs="Segoe UI"/>
           <w:color w:val="1C1C1C"/>
@@ -676,7 +676,7 @@
     <w:p>
       <w:pPr>
         <w:pStyle w:val="note"/>
-        <w:divId w:val="32851426"/>
+        <w:divId w:val="1945451943"/>
         <w:rPr>
           <w:rFonts w:ascii="Segoe UI" w:hAnsi="Segoe UI" w:cs="Segoe UI"/>
           <w:lang w:val="fr-FR"/>
@@ -696,7 +696,7 @@
     <w:p>
       <w:pPr>
         <w:pStyle w:val="note"/>
-        <w:divId w:val="32851426"/>
+        <w:divId w:val="1945451943"/>
         <w:rPr>
           <w:rFonts w:ascii="Segoe UI" w:hAnsi="Segoe UI" w:cs="Segoe UI"/>
           <w:lang w:val="fr-FR"/>
@@ -716,7 +716,7 @@
     <w:p>
       <w:pPr>
         <w:pStyle w:val="a7"/>
-        <w:divId w:val="32851426"/>
+        <w:divId w:val="1945451943"/>
         <w:rPr>
           <w:rFonts w:ascii="Segoe UI" w:hAnsi="Segoe UI" w:cs="Segoe UI"/>
           <w:color w:val="1C1C1C"/>
@@ -735,7 +735,7 @@
     <w:p>
       <w:pPr>
         <w:pStyle w:val="a7"/>
-        <w:divId w:val="32851426"/>
+        <w:divId w:val="1945451943"/>
         <w:rPr>
           <w:rFonts w:ascii="Segoe UI" w:hAnsi="Segoe UI" w:cs="Segoe UI"/>
           <w:color w:val="1C1C1C"/>
@@ -764,40 +764,40 @@
           <w:color w:val="1C1C1C"/>
           <w:lang w:val="fr-FR"/>
         </w:rPr>
-        <w:t>0 degrés. Bluetooth, portée d'environ 5 m. Batterie Li-Ion, charge USB-C, environ 1,5 heure. Âge 4 à 10 ans. Fabriqué à Cannes, France. Certifications CE et UKCA.</w:t>
-      </w:r>
-    </w:p>
-    <w:p>
-      <w:pPr>
-        <w:pStyle w:val="a7"/>
-        <w:divId w:val="32851426"/>
-        <w:rPr>
-          <w:rFonts w:ascii="Segoe UI" w:hAnsi="Segoe UI" w:cs="Segoe UI"/>
-          <w:color w:val="1C1C1C"/>
-          <w:lang w:val="fr-FR"/>
-        </w:rPr>
-      </w:pPr>
-      <w:r>
-        <w:rPr>
-          <w:rFonts w:ascii="Segoe UI" w:hAnsi="Segoe UI" w:cs="Segoe UI"/>
-          <w:color w:val="1C1C1C"/>
-          <w:lang w:val="fr-FR"/>
-        </w:rPr>
-        <w:t>Service. Des feutres ordinaires conviennent, la batterie est remplaçable. La garantie et le s</w:t>
-      </w:r>
-      <w:r>
-        <w:rPr>
-          <w:rFonts w:ascii="Segoe UI" w:hAnsi="Segoe UI" w:cs="Segoe UI"/>
-          <w:color w:val="1C1C1C"/>
-          <w:lang w:val="fr-FR"/>
-        </w:rPr>
-        <w:t>ervice après-vente sont assurés par le distributeur.</w:t>
+        <w:t>0 degrés. Bluetooth, portée d'environ 5 m. Batterie Li-Ion, charge USB-C, environ 1,5 heure. Âge 4 à 10 ans. Fabriqué à Cannes, France. Certification CE.</w:t>
+      </w:r>
+    </w:p>
+    <w:p>
+      <w:pPr>
+        <w:pStyle w:val="a7"/>
+        <w:divId w:val="1945451943"/>
+        <w:rPr>
+          <w:rFonts w:ascii="Segoe UI" w:hAnsi="Segoe UI" w:cs="Segoe UI"/>
+          <w:color w:val="1C1C1C"/>
+          <w:lang w:val="fr-FR"/>
+        </w:rPr>
+      </w:pPr>
+      <w:r>
+        <w:rPr>
+          <w:rFonts w:ascii="Segoe UI" w:hAnsi="Segoe UI" w:cs="Segoe UI"/>
+          <w:color w:val="1C1C1C"/>
+          <w:lang w:val="fr-FR"/>
+        </w:rPr>
+        <w:t>Service. Des feutres ordinaires conviennent, la batterie est remplaçable. La garantie et le service ap</w:t>
+      </w:r>
+      <w:r>
+        <w:rPr>
+          <w:rFonts w:ascii="Segoe UI" w:hAnsi="Segoe UI" w:cs="Segoe UI"/>
+          <w:color w:val="1C1C1C"/>
+          <w:lang w:val="fr-FR"/>
+        </w:rPr>
+        <w:t>rès-vente sont assurés par le distributeur.</w:t>
       </w:r>
     </w:p>
     <w:p>
       <w:pPr>
         <w:pStyle w:val="note"/>
-        <w:divId w:val="32851426"/>
+        <w:divId w:val="1945451943"/>
         <w:rPr>
           <w:rFonts w:ascii="Segoe UI" w:hAnsi="Segoe UI" w:cs="Segoe UI"/>
           <w:lang w:val="fr-FR"/>
@@ -817,7 +817,7 @@
     <w:p>
       <w:pPr>
         <w:pStyle w:val="note"/>
-        <w:divId w:val="32851426"/>
+        <w:divId w:val="1945451943"/>
         <w:rPr>
           <w:rFonts w:ascii="Segoe UI" w:hAnsi="Segoe UI" w:cs="Segoe UI"/>
           <w:lang w:val="fr-FR"/>

--- a/fr/catalogue.docx
+++ b/fr/catalogue.docx
@@ -5,7 +5,7 @@
     <w:p>
       <w:pPr>
         <w:pStyle w:val="note"/>
-        <w:divId w:val="1945451943"/>
+        <w:divId w:val="197427093"/>
         <w:rPr>
           <w:rFonts w:ascii="Segoe UI" w:hAnsi="Segoe UI" w:cs="Segoe UI"/>
           <w:lang w:val="fr-FR"/>
@@ -25,7 +25,7 @@
     <w:p>
       <w:pPr>
         <w:pStyle w:val="note"/>
-        <w:divId w:val="1945451943"/>
+        <w:divId w:val="197427093"/>
         <w:rPr>
           <w:rFonts w:ascii="Segoe UI" w:hAnsi="Segoe UI" w:cs="Segoe UI"/>
           <w:lang w:val="fr-FR"/>
@@ -45,7 +45,7 @@
     <w:p>
       <w:pPr>
         <w:pStyle w:val="1"/>
-        <w:divId w:val="1945451943"/>
+        <w:divId w:val="197427093"/>
         <w:rPr>
           <w:rFonts w:ascii="Segoe UI" w:eastAsia="Times New Roman" w:hAnsi="Segoe UI" w:cs="Segoe UI"/>
           <w:lang w:val="fr-FR"/>
@@ -62,7 +62,7 @@
     <w:p>
       <w:pPr>
         <w:pStyle w:val="2"/>
-        <w:divId w:val="1945451943"/>
+        <w:divId w:val="197427093"/>
         <w:rPr>
           <w:rFonts w:ascii="Segoe UI" w:eastAsia="Times New Roman" w:hAnsi="Segoe UI" w:cs="Segoe UI"/>
           <w:lang w:val="fr-FR"/>
@@ -79,7 +79,7 @@
     <w:p>
       <w:pPr>
         <w:pStyle w:val="note"/>
-        <w:divId w:val="1945451943"/>
+        <w:divId w:val="197427093"/>
         <w:rPr>
           <w:rFonts w:ascii="Segoe UI" w:hAnsi="Segoe UI" w:cs="Segoe UI"/>
           <w:lang w:val="fr-FR"/>
@@ -109,7 +109,7 @@
     <w:p>
       <w:pPr>
         <w:pStyle w:val="a7"/>
-        <w:divId w:val="1945451943"/>
+        <w:divId w:val="197427093"/>
         <w:rPr>
           <w:rFonts w:ascii="Segoe UI" w:hAnsi="Segoe UI" w:cs="Segoe UI"/>
           <w:color w:val="1C1C1C"/>
@@ -128,7 +128,7 @@
     <w:p>
       <w:pPr>
         <w:pStyle w:val="a7"/>
-        <w:divId w:val="1945451943"/>
+        <w:divId w:val="197427093"/>
         <w:rPr>
           <w:rFonts w:ascii="Segoe UI" w:hAnsi="Segoe UI" w:cs="Segoe UI"/>
           <w:color w:val="1C1C1C"/>
@@ -155,7 +155,7 @@
     <w:p>
       <w:pPr>
         <w:pStyle w:val="3"/>
-        <w:divId w:val="1945451943"/>
+        <w:divId w:val="197427093"/>
         <w:rPr>
           <w:rFonts w:ascii="Segoe UI" w:eastAsia="Times New Roman" w:hAnsi="Segoe UI" w:cs="Segoe UI"/>
           <w:lang w:val="fr-FR"/>
@@ -172,7 +172,7 @@
     <w:p>
       <w:pPr>
         <w:pStyle w:val="a7"/>
-        <w:divId w:val="1945451943"/>
+        <w:divId w:val="197427093"/>
         <w:rPr>
           <w:rFonts w:ascii="Segoe UI" w:hAnsi="Segoe UI" w:cs="Segoe UI"/>
           <w:color w:val="1C1C1C"/>
@@ -199,7 +199,7 @@
     <w:p>
       <w:pPr>
         <w:pStyle w:val="3"/>
-        <w:divId w:val="1945451943"/>
+        <w:divId w:val="197427093"/>
         <w:rPr>
           <w:rFonts w:ascii="Segoe UI" w:eastAsia="Times New Roman" w:hAnsi="Segoe UI" w:cs="Segoe UI"/>
           <w:lang w:val="fr-FR"/>
@@ -216,7 +216,7 @@
     <w:p>
       <w:pPr>
         <w:pStyle w:val="a7"/>
-        <w:divId w:val="1945451943"/>
+        <w:divId w:val="197427093"/>
         <w:rPr>
           <w:rFonts w:ascii="Segoe UI" w:hAnsi="Segoe UI" w:cs="Segoe UI"/>
           <w:color w:val="1C1C1C"/>
@@ -243,7 +243,7 @@
     <w:p>
       <w:pPr>
         <w:pStyle w:val="3"/>
-        <w:divId w:val="1945451943"/>
+        <w:divId w:val="197427093"/>
         <w:rPr>
           <w:rFonts w:ascii="Segoe UI" w:eastAsia="Times New Roman" w:hAnsi="Segoe UI" w:cs="Segoe UI"/>
           <w:lang w:val="fr-FR"/>
@@ -260,7 +260,7 @@
     <w:p>
       <w:pPr>
         <w:pStyle w:val="a7"/>
-        <w:divId w:val="1945451943"/>
+        <w:divId w:val="197427093"/>
         <w:rPr>
           <w:rFonts w:ascii="Segoe UI" w:hAnsi="Segoe UI" w:cs="Segoe UI"/>
           <w:color w:val="1C1C1C"/>
@@ -287,7 +287,7 @@
     <w:p>
       <w:pPr>
         <w:pStyle w:val="note"/>
-        <w:divId w:val="1945451943"/>
+        <w:divId w:val="197427093"/>
         <w:rPr>
           <w:rFonts w:ascii="Segoe UI" w:hAnsi="Segoe UI" w:cs="Segoe UI"/>
           <w:lang w:val="fr-FR"/>
@@ -317,7 +317,7 @@
     <w:p>
       <w:pPr>
         <w:pStyle w:val="3"/>
-        <w:divId w:val="1945451943"/>
+        <w:divId w:val="197427093"/>
         <w:rPr>
           <w:rFonts w:ascii="Segoe UI" w:eastAsia="Times New Roman" w:hAnsi="Segoe UI" w:cs="Segoe UI"/>
           <w:lang w:val="fr-FR"/>
@@ -334,7 +334,7 @@
     <w:p>
       <w:pPr>
         <w:pStyle w:val="a7"/>
-        <w:divId w:val="1945451943"/>
+        <w:divId w:val="197427093"/>
         <w:rPr>
           <w:rFonts w:ascii="Segoe UI" w:hAnsi="Segoe UI" w:cs="Segoe UI"/>
           <w:color w:val="1C1C1C"/>
@@ -369,7 +369,7 @@
     <w:p>
       <w:pPr>
         <w:pStyle w:val="3"/>
-        <w:divId w:val="1945451943"/>
+        <w:divId w:val="197427093"/>
         <w:rPr>
           <w:rFonts w:ascii="Segoe UI" w:eastAsia="Times New Roman" w:hAnsi="Segoe UI" w:cs="Segoe UI"/>
           <w:lang w:val="fr-FR"/>
@@ -386,7 +386,7 @@
     <w:p>
       <w:pPr>
         <w:pStyle w:val="a7"/>
-        <w:divId w:val="1945451943"/>
+        <w:divId w:val="197427093"/>
         <w:rPr>
           <w:rFonts w:ascii="Segoe UI" w:hAnsi="Segoe UI" w:cs="Segoe UI"/>
           <w:color w:val="1C1C1C"/>
@@ -413,7 +413,7 @@
     <w:p>
       <w:pPr>
         <w:pStyle w:val="3"/>
-        <w:divId w:val="1945451943"/>
+        <w:divId w:val="197427093"/>
         <w:rPr>
           <w:rFonts w:ascii="Segoe UI" w:eastAsia="Times New Roman" w:hAnsi="Segoe UI" w:cs="Segoe UI"/>
           <w:lang w:val="fr-FR"/>
@@ -430,7 +430,7 @@
     <w:p>
       <w:pPr>
         <w:pStyle w:val="a7"/>
-        <w:divId w:val="1945451943"/>
+        <w:divId w:val="197427093"/>
         <w:rPr>
           <w:rFonts w:ascii="Segoe UI" w:hAnsi="Segoe UI" w:cs="Segoe UI"/>
           <w:color w:val="1C1C1C"/>
@@ -465,7 +465,7 @@
     <w:p>
       <w:pPr>
         <w:pStyle w:val="3"/>
-        <w:divId w:val="1945451943"/>
+        <w:divId w:val="197427093"/>
         <w:rPr>
           <w:rFonts w:ascii="Segoe UI" w:eastAsia="Times New Roman" w:hAnsi="Segoe UI" w:cs="Segoe UI"/>
           <w:lang w:val="fr-FR"/>
@@ -482,7 +482,7 @@
     <w:p>
       <w:pPr>
         <w:pStyle w:val="a7"/>
-        <w:divId w:val="1945451943"/>
+        <w:divId w:val="197427093"/>
         <w:rPr>
           <w:rFonts w:ascii="Segoe UI" w:hAnsi="Segoe UI" w:cs="Segoe UI"/>
           <w:color w:val="1C1C1C"/>
@@ -501,7 +501,7 @@
     <w:p>
       <w:pPr>
         <w:pStyle w:val="a7"/>
-        <w:divId w:val="1945451943"/>
+        <w:divId w:val="197427093"/>
         <w:rPr>
           <w:rFonts w:ascii="Segoe UI" w:hAnsi="Segoe UI" w:cs="Segoe UI"/>
           <w:color w:val="1C1C1C"/>
@@ -528,7 +528,7 @@
     <w:p>
       <w:pPr>
         <w:pStyle w:val="a7"/>
-        <w:divId w:val="1945451943"/>
+        <w:divId w:val="197427093"/>
         <w:rPr>
           <w:rFonts w:ascii="Segoe UI" w:hAnsi="Segoe UI" w:cs="Segoe UI"/>
           <w:color w:val="1C1C1C"/>
@@ -547,7 +547,7 @@
     <w:p>
       <w:pPr>
         <w:pStyle w:val="3"/>
-        <w:divId w:val="1945451943"/>
+        <w:divId w:val="197427093"/>
         <w:rPr>
           <w:rFonts w:ascii="Segoe UI" w:eastAsia="Times New Roman" w:hAnsi="Segoe UI" w:cs="Segoe UI"/>
           <w:lang w:val="fr-FR"/>
@@ -564,7 +564,7 @@
     <w:p>
       <w:pPr>
         <w:pStyle w:val="a7"/>
-        <w:divId w:val="1945451943"/>
+        <w:divId w:val="197427093"/>
         <w:rPr>
           <w:rFonts w:ascii="Segoe UI" w:hAnsi="Segoe UI" w:cs="Segoe UI"/>
           <w:color w:val="1C1C1C"/>
@@ -591,26 +591,26 @@
     <w:p>
       <w:pPr>
         <w:pStyle w:val="a7"/>
-        <w:divId w:val="1945451943"/>
-        <w:rPr>
-          <w:rFonts w:ascii="Segoe UI" w:hAnsi="Segoe UI" w:cs="Segoe UI"/>
-          <w:color w:val="1C1C1C"/>
-          <w:lang w:val="fr-FR"/>
-        </w:rPr>
-      </w:pPr>
-      <w:r>
-        <w:rPr>
-          <w:rFonts w:ascii="Segoe UI" w:hAnsi="Segoe UI" w:cs="Segoe UI"/>
-          <w:color w:val="1C1C1C"/>
-          <w:lang w:val="fr-FR"/>
-        </w:rPr>
-        <w:t>Sans écran. Fabriqué en France (Cannes), certification CE.</w:t>
+        <w:divId w:val="197427093"/>
+        <w:rPr>
+          <w:rFonts w:ascii="Segoe UI" w:hAnsi="Segoe UI" w:cs="Segoe UI"/>
+          <w:color w:val="1C1C1C"/>
+          <w:lang w:val="fr-FR"/>
+        </w:rPr>
+      </w:pPr>
+      <w:r>
+        <w:rPr>
+          <w:rFonts w:ascii="Segoe UI" w:hAnsi="Segoe UI" w:cs="Segoe UI"/>
+          <w:color w:val="1C1C1C"/>
+          <w:lang w:val="fr-FR"/>
+        </w:rPr>
+        <w:t>Sans écran. Conçu en France, certification CE.</w:t>
       </w:r>
     </w:p>
     <w:p>
       <w:pPr>
         <w:pStyle w:val="note"/>
-        <w:divId w:val="1945451943"/>
+        <w:divId w:val="197427093"/>
         <w:rPr>
           <w:rFonts w:ascii="Segoe UI" w:hAnsi="Segoe UI" w:cs="Segoe UI"/>
           <w:lang w:val="fr-FR"/>
@@ -630,34 +630,34 @@
     <w:p>
       <w:pPr>
         <w:pStyle w:val="a7"/>
-        <w:divId w:val="1945451943"/>
-        <w:rPr>
-          <w:rFonts w:ascii="Segoe UI" w:hAnsi="Segoe UI" w:cs="Segoe UI"/>
-          <w:color w:val="1C1C1C"/>
-          <w:lang w:val="fr-FR"/>
-        </w:rPr>
-      </w:pPr>
-      <w:r>
-        <w:rPr>
-          <w:rFonts w:ascii="Segoe UI" w:hAnsi="Segoe UI" w:cs="Segoe UI"/>
-          <w:color w:val="1C1C1C"/>
-          <w:lang w:val="fr-FR"/>
-        </w:rPr>
-        <w:t>Essayez le robot avant de l'acheter. Il fon</w:t>
-      </w:r>
-      <w:r>
-        <w:rPr>
-          <w:rFonts w:ascii="Segoe UI" w:hAnsi="Segoe UI" w:cs="Segoe UI"/>
-          <w:color w:val="1C1C1C"/>
-          <w:lang w:val="fr-FR"/>
-        </w:rPr>
-        <w:t>ctionne directement dans le navigateur. Ouvrez le lien ou pointez votre caméra sur le QR code :</w:t>
-      </w:r>
-    </w:p>
-    <w:p>
-      <w:pPr>
-        <w:pStyle w:val="a7"/>
-        <w:divId w:val="1945451943"/>
+        <w:divId w:val="197427093"/>
+        <w:rPr>
+          <w:rFonts w:ascii="Segoe UI" w:hAnsi="Segoe UI" w:cs="Segoe UI"/>
+          <w:color w:val="1C1C1C"/>
+          <w:lang w:val="fr-FR"/>
+        </w:rPr>
+      </w:pPr>
+      <w:r>
+        <w:rPr>
+          <w:rFonts w:ascii="Segoe UI" w:hAnsi="Segoe UI" w:cs="Segoe UI"/>
+          <w:color w:val="1C1C1C"/>
+          <w:lang w:val="fr-FR"/>
+        </w:rPr>
+        <w:t>Essayez le robot avant de l'acheter. Il fonctionne dire</w:t>
+      </w:r>
+      <w:r>
+        <w:rPr>
+          <w:rFonts w:ascii="Segoe UI" w:hAnsi="Segoe UI" w:cs="Segoe UI"/>
+          <w:color w:val="1C1C1C"/>
+          <w:lang w:val="fr-FR"/>
+        </w:rPr>
+        <w:t>ctement dans le navigateur. Ouvrez le lien ou pointez votre caméra sur le QR code :</w:t>
+      </w:r>
+    </w:p>
+    <w:p>
+      <w:pPr>
+        <w:pStyle w:val="a7"/>
+        <w:divId w:val="197427093"/>
         <w:rPr>
           <w:rFonts w:ascii="Segoe UI" w:hAnsi="Segoe UI" w:cs="Segoe UI"/>
           <w:color w:val="1C1C1C"/>
@@ -676,7 +676,7 @@
     <w:p>
       <w:pPr>
         <w:pStyle w:val="note"/>
-        <w:divId w:val="1945451943"/>
+        <w:divId w:val="197427093"/>
         <w:rPr>
           <w:rFonts w:ascii="Segoe UI" w:hAnsi="Segoe UI" w:cs="Segoe UI"/>
           <w:lang w:val="fr-FR"/>
@@ -696,7 +696,7 @@
     <w:p>
       <w:pPr>
         <w:pStyle w:val="note"/>
-        <w:divId w:val="1945451943"/>
+        <w:divId w:val="197427093"/>
         <w:rPr>
           <w:rFonts w:ascii="Segoe UI" w:hAnsi="Segoe UI" w:cs="Segoe UI"/>
           <w:lang w:val="fr-FR"/>
@@ -716,7 +716,7 @@
     <w:p>
       <w:pPr>
         <w:pStyle w:val="a7"/>
-        <w:divId w:val="1945451943"/>
+        <w:divId w:val="197427093"/>
         <w:rPr>
           <w:rFonts w:ascii="Segoe UI" w:hAnsi="Segoe UI" w:cs="Segoe UI"/>
           <w:color w:val="1C1C1C"/>
@@ -735,7 +735,7 @@
     <w:p>
       <w:pPr>
         <w:pStyle w:val="a7"/>
-        <w:divId w:val="1945451943"/>
+        <w:divId w:val="197427093"/>
         <w:rPr>
           <w:rFonts w:ascii="Segoe UI" w:hAnsi="Segoe UI" w:cs="Segoe UI"/>
           <w:color w:val="1C1C1C"/>
@@ -764,40 +764,40 @@
           <w:color w:val="1C1C1C"/>
           <w:lang w:val="fr-FR"/>
         </w:rPr>
-        <w:t>0 degrés. Bluetooth, portée d'environ 5 m. Batterie Li-Ion, charge USB-C, environ 1,5 heure. Âge 4 à 10 ans. Fabriqué à Cannes, France. Certification CE.</w:t>
-      </w:r>
-    </w:p>
-    <w:p>
-      <w:pPr>
-        <w:pStyle w:val="a7"/>
-        <w:divId w:val="1945451943"/>
-        <w:rPr>
-          <w:rFonts w:ascii="Segoe UI" w:hAnsi="Segoe UI" w:cs="Segoe UI"/>
-          <w:color w:val="1C1C1C"/>
-          <w:lang w:val="fr-FR"/>
-        </w:rPr>
-      </w:pPr>
-      <w:r>
-        <w:rPr>
-          <w:rFonts w:ascii="Segoe UI" w:hAnsi="Segoe UI" w:cs="Segoe UI"/>
-          <w:color w:val="1C1C1C"/>
-          <w:lang w:val="fr-FR"/>
-        </w:rPr>
-        <w:t>Service. Des feutres ordinaires conviennent, la batterie est remplaçable. La garantie et le service ap</w:t>
-      </w:r>
-      <w:r>
-        <w:rPr>
-          <w:rFonts w:ascii="Segoe UI" w:hAnsi="Segoe UI" w:cs="Segoe UI"/>
-          <w:color w:val="1C1C1C"/>
-          <w:lang w:val="fr-FR"/>
-        </w:rPr>
-        <w:t>rès-vente sont assurés par le distributeur.</w:t>
+        <w:t>0 degrés. Bluetooth, portée d'environ 5 m. Batterie Li-Ion, charge USB-C, environ 1,5 heure. Âge 4 à 10 ans. Conçu en France. Certification CE.</w:t>
+      </w:r>
+    </w:p>
+    <w:p>
+      <w:pPr>
+        <w:pStyle w:val="a7"/>
+        <w:divId w:val="197427093"/>
+        <w:rPr>
+          <w:rFonts w:ascii="Segoe UI" w:hAnsi="Segoe UI" w:cs="Segoe UI"/>
+          <w:color w:val="1C1C1C"/>
+          <w:lang w:val="fr-FR"/>
+        </w:rPr>
+      </w:pPr>
+      <w:r>
+        <w:rPr>
+          <w:rFonts w:ascii="Segoe UI" w:hAnsi="Segoe UI" w:cs="Segoe UI"/>
+          <w:color w:val="1C1C1C"/>
+          <w:lang w:val="fr-FR"/>
+        </w:rPr>
+        <w:t xml:space="preserve">Service. Des feutres ordinaires conviennent, la batterie est remplaçable. La garantie et le service après-vente </w:t>
+      </w:r>
+      <w:r>
+        <w:rPr>
+          <w:rFonts w:ascii="Segoe UI" w:hAnsi="Segoe UI" w:cs="Segoe UI"/>
+          <w:color w:val="1C1C1C"/>
+          <w:lang w:val="fr-FR"/>
+        </w:rPr>
+        <w:t>sont assurés par le distributeur.</w:t>
       </w:r>
     </w:p>
     <w:p>
       <w:pPr>
         <w:pStyle w:val="note"/>
-        <w:divId w:val="1945451943"/>
+        <w:divId w:val="197427093"/>
         <w:rPr>
           <w:rFonts w:ascii="Segoe UI" w:hAnsi="Segoe UI" w:cs="Segoe UI"/>
           <w:lang w:val="fr-FR"/>
@@ -817,7 +817,7 @@
     <w:p>
       <w:pPr>
         <w:pStyle w:val="note"/>
-        <w:divId w:val="1945451943"/>
+        <w:divId w:val="197427093"/>
         <w:rPr>
           <w:rFonts w:ascii="Segoe UI" w:hAnsi="Segoe UI" w:cs="Segoe UI"/>
           <w:lang w:val="fr-FR"/>

--- a/fr/catalogue.docx
+++ b/fr/catalogue.docx
@@ -5,7 +5,7 @@
     <w:p>
       <w:pPr>
         <w:pStyle w:val="note"/>
-        <w:divId w:val="197427093"/>
+        <w:divId w:val="1451047681"/>
         <w:rPr>
           <w:rFonts w:ascii="Segoe UI" w:hAnsi="Segoe UI" w:cs="Segoe UI"/>
           <w:lang w:val="fr-FR"/>
@@ -25,7 +25,7 @@
     <w:p>
       <w:pPr>
         <w:pStyle w:val="note"/>
-        <w:divId w:val="197427093"/>
+        <w:divId w:val="1451047681"/>
         <w:rPr>
           <w:rFonts w:ascii="Segoe UI" w:hAnsi="Segoe UI" w:cs="Segoe UI"/>
           <w:lang w:val="fr-FR"/>
@@ -45,7 +45,7 @@
     <w:p>
       <w:pPr>
         <w:pStyle w:val="1"/>
-        <w:divId w:val="197427093"/>
+        <w:divId w:val="1451047681"/>
         <w:rPr>
           <w:rFonts w:ascii="Segoe UI" w:eastAsia="Times New Roman" w:hAnsi="Segoe UI" w:cs="Segoe UI"/>
           <w:lang w:val="fr-FR"/>
@@ -62,7 +62,7 @@
     <w:p>
       <w:pPr>
         <w:pStyle w:val="2"/>
-        <w:divId w:val="197427093"/>
+        <w:divId w:val="1451047681"/>
         <w:rPr>
           <w:rFonts w:ascii="Segoe UI" w:eastAsia="Times New Roman" w:hAnsi="Segoe UI" w:cs="Segoe UI"/>
           <w:lang w:val="fr-FR"/>
@@ -79,7 +79,7 @@
     <w:p>
       <w:pPr>
         <w:pStyle w:val="note"/>
-        <w:divId w:val="197427093"/>
+        <w:divId w:val="1451047681"/>
         <w:rPr>
           <w:rFonts w:ascii="Segoe UI" w:hAnsi="Segoe UI" w:cs="Segoe UI"/>
           <w:lang w:val="fr-FR"/>
@@ -109,7 +109,7 @@
     <w:p>
       <w:pPr>
         <w:pStyle w:val="a7"/>
-        <w:divId w:val="197427093"/>
+        <w:divId w:val="1451047681"/>
         <w:rPr>
           <w:rFonts w:ascii="Segoe UI" w:hAnsi="Segoe UI" w:cs="Segoe UI"/>
           <w:color w:val="1C1C1C"/>
@@ -128,7 +128,7 @@
     <w:p>
       <w:pPr>
         <w:pStyle w:val="a7"/>
-        <w:divId w:val="197427093"/>
+        <w:divId w:val="1451047681"/>
         <w:rPr>
           <w:rFonts w:ascii="Segoe UI" w:hAnsi="Segoe UI" w:cs="Segoe UI"/>
           <w:color w:val="1C1C1C"/>
@@ -155,7 +155,7 @@
     <w:p>
       <w:pPr>
         <w:pStyle w:val="3"/>
-        <w:divId w:val="197427093"/>
+        <w:divId w:val="1451047681"/>
         <w:rPr>
           <w:rFonts w:ascii="Segoe UI" w:eastAsia="Times New Roman" w:hAnsi="Segoe UI" w:cs="Segoe UI"/>
           <w:lang w:val="fr-FR"/>
@@ -172,7 +172,7 @@
     <w:p>
       <w:pPr>
         <w:pStyle w:val="a7"/>
-        <w:divId w:val="197427093"/>
+        <w:divId w:val="1451047681"/>
         <w:rPr>
           <w:rFonts w:ascii="Segoe UI" w:hAnsi="Segoe UI" w:cs="Segoe UI"/>
           <w:color w:val="1C1C1C"/>
@@ -199,7 +199,7 @@
     <w:p>
       <w:pPr>
         <w:pStyle w:val="3"/>
-        <w:divId w:val="197427093"/>
+        <w:divId w:val="1451047681"/>
         <w:rPr>
           <w:rFonts w:ascii="Segoe UI" w:eastAsia="Times New Roman" w:hAnsi="Segoe UI" w:cs="Segoe UI"/>
           <w:lang w:val="fr-FR"/>
@@ -216,7 +216,7 @@
     <w:p>
       <w:pPr>
         <w:pStyle w:val="a7"/>
-        <w:divId w:val="197427093"/>
+        <w:divId w:val="1451047681"/>
         <w:rPr>
           <w:rFonts w:ascii="Segoe UI" w:hAnsi="Segoe UI" w:cs="Segoe UI"/>
           <w:color w:val="1C1C1C"/>
@@ -243,7 +243,7 @@
     <w:p>
       <w:pPr>
         <w:pStyle w:val="3"/>
-        <w:divId w:val="197427093"/>
+        <w:divId w:val="1451047681"/>
         <w:rPr>
           <w:rFonts w:ascii="Segoe UI" w:eastAsia="Times New Roman" w:hAnsi="Segoe UI" w:cs="Segoe UI"/>
           <w:lang w:val="fr-FR"/>
@@ -260,7 +260,7 @@
     <w:p>
       <w:pPr>
         <w:pStyle w:val="a7"/>
-        <w:divId w:val="197427093"/>
+        <w:divId w:val="1451047681"/>
         <w:rPr>
           <w:rFonts w:ascii="Segoe UI" w:hAnsi="Segoe UI" w:cs="Segoe UI"/>
           <w:color w:val="1C1C1C"/>
@@ -287,7 +287,7 @@
     <w:p>
       <w:pPr>
         <w:pStyle w:val="note"/>
-        <w:divId w:val="197427093"/>
+        <w:divId w:val="1451047681"/>
         <w:rPr>
           <w:rFonts w:ascii="Segoe UI" w:hAnsi="Segoe UI" w:cs="Segoe UI"/>
           <w:lang w:val="fr-FR"/>
@@ -317,7 +317,7 @@
     <w:p>
       <w:pPr>
         <w:pStyle w:val="3"/>
-        <w:divId w:val="197427093"/>
+        <w:divId w:val="1451047681"/>
         <w:rPr>
           <w:rFonts w:ascii="Segoe UI" w:eastAsia="Times New Roman" w:hAnsi="Segoe UI" w:cs="Segoe UI"/>
           <w:lang w:val="fr-FR"/>
@@ -334,7 +334,7 @@
     <w:p>
       <w:pPr>
         <w:pStyle w:val="a7"/>
-        <w:divId w:val="197427093"/>
+        <w:divId w:val="1451047681"/>
         <w:rPr>
           <w:rFonts w:ascii="Segoe UI" w:hAnsi="Segoe UI" w:cs="Segoe UI"/>
           <w:color w:val="1C1C1C"/>
@@ -369,7 +369,7 @@
     <w:p>
       <w:pPr>
         <w:pStyle w:val="3"/>
-        <w:divId w:val="197427093"/>
+        <w:divId w:val="1451047681"/>
         <w:rPr>
           <w:rFonts w:ascii="Segoe UI" w:eastAsia="Times New Roman" w:hAnsi="Segoe UI" w:cs="Segoe UI"/>
           <w:lang w:val="fr-FR"/>
@@ -386,7 +386,7 @@
     <w:p>
       <w:pPr>
         <w:pStyle w:val="a7"/>
-        <w:divId w:val="197427093"/>
+        <w:divId w:val="1451047681"/>
         <w:rPr>
           <w:rFonts w:ascii="Segoe UI" w:hAnsi="Segoe UI" w:cs="Segoe UI"/>
           <w:color w:val="1C1C1C"/>
@@ -413,7 +413,7 @@
     <w:p>
       <w:pPr>
         <w:pStyle w:val="3"/>
-        <w:divId w:val="197427093"/>
+        <w:divId w:val="1451047681"/>
         <w:rPr>
           <w:rFonts w:ascii="Segoe UI" w:eastAsia="Times New Roman" w:hAnsi="Segoe UI" w:cs="Segoe UI"/>
           <w:lang w:val="fr-FR"/>
@@ -430,7 +430,7 @@
     <w:p>
       <w:pPr>
         <w:pStyle w:val="a7"/>
-        <w:divId w:val="197427093"/>
+        <w:divId w:val="1451047681"/>
         <w:rPr>
           <w:rFonts w:ascii="Segoe UI" w:hAnsi="Segoe UI" w:cs="Segoe UI"/>
           <w:color w:val="1C1C1C"/>
@@ -465,7 +465,7 @@
     <w:p>
       <w:pPr>
         <w:pStyle w:val="3"/>
-        <w:divId w:val="197427093"/>
+        <w:divId w:val="1451047681"/>
         <w:rPr>
           <w:rFonts w:ascii="Segoe UI" w:eastAsia="Times New Roman" w:hAnsi="Segoe UI" w:cs="Segoe UI"/>
           <w:lang w:val="fr-FR"/>
@@ -482,7 +482,7 @@
     <w:p>
       <w:pPr>
         <w:pStyle w:val="a7"/>
-        <w:divId w:val="197427093"/>
+        <w:divId w:val="1451047681"/>
         <w:rPr>
           <w:rFonts w:ascii="Segoe UI" w:hAnsi="Segoe UI" w:cs="Segoe UI"/>
           <w:color w:val="1C1C1C"/>
@@ -501,7 +501,7 @@
     <w:p>
       <w:pPr>
         <w:pStyle w:val="a7"/>
-        <w:divId w:val="197427093"/>
+        <w:divId w:val="1451047681"/>
         <w:rPr>
           <w:rFonts w:ascii="Segoe UI" w:hAnsi="Segoe UI" w:cs="Segoe UI"/>
           <w:color w:val="1C1C1C"/>
@@ -528,7 +528,7 @@
     <w:p>
       <w:pPr>
         <w:pStyle w:val="a7"/>
-        <w:divId w:val="197427093"/>
+        <w:divId w:val="1451047681"/>
         <w:rPr>
           <w:rFonts w:ascii="Segoe UI" w:hAnsi="Segoe UI" w:cs="Segoe UI"/>
           <w:color w:val="1C1C1C"/>
@@ -547,7 +547,7 @@
     <w:p>
       <w:pPr>
         <w:pStyle w:val="3"/>
-        <w:divId w:val="197427093"/>
+        <w:divId w:val="1451047681"/>
         <w:rPr>
           <w:rFonts w:ascii="Segoe UI" w:eastAsia="Times New Roman" w:hAnsi="Segoe UI" w:cs="Segoe UI"/>
           <w:lang w:val="fr-FR"/>
@@ -564,7 +564,7 @@
     <w:p>
       <w:pPr>
         <w:pStyle w:val="a7"/>
-        <w:divId w:val="197427093"/>
+        <w:divId w:val="1451047681"/>
         <w:rPr>
           <w:rFonts w:ascii="Segoe UI" w:hAnsi="Segoe UI" w:cs="Segoe UI"/>
           <w:color w:val="1C1C1C"/>
@@ -591,7 +591,7 @@
     <w:p>
       <w:pPr>
         <w:pStyle w:val="a7"/>
-        <w:divId w:val="197427093"/>
+        <w:divId w:val="1451047681"/>
         <w:rPr>
           <w:rFonts w:ascii="Segoe UI" w:hAnsi="Segoe UI" w:cs="Segoe UI"/>
           <w:color w:val="1C1C1C"/>
@@ -610,7 +610,7 @@
     <w:p>
       <w:pPr>
         <w:pStyle w:val="note"/>
-        <w:divId w:val="197427093"/>
+        <w:divId w:val="1451047681"/>
         <w:rPr>
           <w:rFonts w:ascii="Segoe UI" w:hAnsi="Segoe UI" w:cs="Segoe UI"/>
           <w:lang w:val="fr-FR"/>
@@ -630,7 +630,7 @@
     <w:p>
       <w:pPr>
         <w:pStyle w:val="a7"/>
-        <w:divId w:val="197427093"/>
+        <w:divId w:val="1451047681"/>
         <w:rPr>
           <w:rFonts w:ascii="Segoe UI" w:hAnsi="Segoe UI" w:cs="Segoe UI"/>
           <w:color w:val="1C1C1C"/>
@@ -657,7 +657,7 @@
     <w:p>
       <w:pPr>
         <w:pStyle w:val="a7"/>
-        <w:divId w:val="197427093"/>
+        <w:divId w:val="1451047681"/>
         <w:rPr>
           <w:rFonts w:ascii="Segoe UI" w:hAnsi="Segoe UI" w:cs="Segoe UI"/>
           <w:color w:val="1C1C1C"/>
@@ -676,7 +676,7 @@
     <w:p>
       <w:pPr>
         <w:pStyle w:val="note"/>
-        <w:divId w:val="197427093"/>
+        <w:divId w:val="1451047681"/>
         <w:rPr>
           <w:rFonts w:ascii="Segoe UI" w:hAnsi="Segoe UI" w:cs="Segoe UI"/>
           <w:lang w:val="fr-FR"/>
@@ -696,7 +696,7 @@
     <w:p>
       <w:pPr>
         <w:pStyle w:val="note"/>
-        <w:divId w:val="197427093"/>
+        <w:divId w:val="1451047681"/>
         <w:rPr>
           <w:rFonts w:ascii="Segoe UI" w:hAnsi="Segoe UI" w:cs="Segoe UI"/>
           <w:lang w:val="fr-FR"/>
@@ -716,7 +716,7 @@
     <w:p>
       <w:pPr>
         <w:pStyle w:val="a7"/>
-        <w:divId w:val="197427093"/>
+        <w:divId w:val="1451047681"/>
         <w:rPr>
           <w:rFonts w:ascii="Segoe UI" w:hAnsi="Segoe UI" w:cs="Segoe UI"/>
           <w:color w:val="1C1C1C"/>
@@ -735,7 +735,7 @@
     <w:p>
       <w:pPr>
         <w:pStyle w:val="a7"/>
-        <w:divId w:val="197427093"/>
+        <w:divId w:val="1451047681"/>
         <w:rPr>
           <w:rFonts w:ascii="Segoe UI" w:hAnsi="Segoe UI" w:cs="Segoe UI"/>
           <w:color w:val="1C1C1C"/>
@@ -756,48 +756,48 @@
           <w:color w:val="1C1C1C"/>
           <w:lang w:val="fr-FR"/>
         </w:rPr>
-        <w:t>t télécommande en bois, jetons en carton. Robot de 125 mm de diamètre, 44 mm de hauteur, 220 g. Télécommande 317 x 217 x 62 mm, 680 g. Jetons 33 x 33 mm, NFC. 11 emplacements doubles. Pas de 15 cm par défaut, réglable pour toute taille. Rotations de 1 à 36</w:t>
-      </w:r>
-      <w:r>
-        <w:rPr>
-          <w:rFonts w:ascii="Segoe UI" w:hAnsi="Segoe UI" w:cs="Segoe UI"/>
-          <w:color w:val="1C1C1C"/>
-          <w:lang w:val="fr-FR"/>
-        </w:rPr>
-        <w:t>0 degrés. Bluetooth, portée d'environ 5 m. Batterie Li-Ion, charge USB-C, environ 1,5 heure. Âge 4 à 10 ans. Conçu en France. Certification CE.</w:t>
-      </w:r>
-    </w:p>
-    <w:p>
-      <w:pPr>
-        <w:pStyle w:val="a7"/>
-        <w:divId w:val="197427093"/>
-        <w:rPr>
-          <w:rFonts w:ascii="Segoe UI" w:hAnsi="Segoe UI" w:cs="Segoe UI"/>
-          <w:color w:val="1C1C1C"/>
-          <w:lang w:val="fr-FR"/>
-        </w:rPr>
-      </w:pPr>
-      <w:r>
-        <w:rPr>
-          <w:rFonts w:ascii="Segoe UI" w:hAnsi="Segoe UI" w:cs="Segoe UI"/>
-          <w:color w:val="1C1C1C"/>
-          <w:lang w:val="fr-FR"/>
-        </w:rPr>
-        <w:t xml:space="preserve">Service. Des feutres ordinaires conviennent, la batterie est remplaçable. La garantie et le service après-vente </w:t>
-      </w:r>
-      <w:r>
-        <w:rPr>
-          <w:rFonts w:ascii="Segoe UI" w:hAnsi="Segoe UI" w:cs="Segoe UI"/>
-          <w:color w:val="1C1C1C"/>
-          <w:lang w:val="fr-FR"/>
-        </w:rPr>
-        <w:t>sont assurés par le distributeur.</w:t>
+        <w:t>t télécommande en bois, jetons en carton. Robot de 125 mm de diamètre, 44 mm de hauteur, 225 g. Télécommande 317 x 217 x 62 mm, 760 g. Jetons 33 x 33 mm, NFC, jeu complet 150 g. Kit en boîte environ 1,9 kg. 11 emplacements doubles. Pas de 15 cm par défaut,</w:t>
+      </w:r>
+      <w:r>
+        <w:rPr>
+          <w:rFonts w:ascii="Segoe UI" w:hAnsi="Segoe UI" w:cs="Segoe UI"/>
+          <w:color w:val="1C1C1C"/>
+          <w:lang w:val="fr-FR"/>
+        </w:rPr>
+        <w:t xml:space="preserve"> réglable pour toute taille. Rotations de 1 à 360 degrés. Bluetooth, portée d'environ 5 m. Batterie Li-Ion, charge USB-C, environ 1,5 heure. Âge 4 à 10 ans. Conçu en France. Certification CE.</w:t>
+      </w:r>
+    </w:p>
+    <w:p>
+      <w:pPr>
+        <w:pStyle w:val="a7"/>
+        <w:divId w:val="1451047681"/>
+        <w:rPr>
+          <w:rFonts w:ascii="Segoe UI" w:hAnsi="Segoe UI" w:cs="Segoe UI"/>
+          <w:color w:val="1C1C1C"/>
+          <w:lang w:val="fr-FR"/>
+        </w:rPr>
+      </w:pPr>
+      <w:r>
+        <w:rPr>
+          <w:rFonts w:ascii="Segoe UI" w:hAnsi="Segoe UI" w:cs="Segoe UI"/>
+          <w:color w:val="1C1C1C"/>
+          <w:lang w:val="fr-FR"/>
+        </w:rPr>
+        <w:t>Service. Des feutres ordinaires conviennent, la batterie est rem</w:t>
+      </w:r>
+      <w:r>
+        <w:rPr>
+          <w:rFonts w:ascii="Segoe UI" w:hAnsi="Segoe UI" w:cs="Segoe UI"/>
+          <w:color w:val="1C1C1C"/>
+          <w:lang w:val="fr-FR"/>
+        </w:rPr>
+        <w:t>plaçable. La garantie et le service après-vente sont assurés par le distributeur.</w:t>
       </w:r>
     </w:p>
     <w:p>
       <w:pPr>
         <w:pStyle w:val="note"/>
-        <w:divId w:val="197427093"/>
+        <w:divId w:val="1451047681"/>
         <w:rPr>
           <w:rFonts w:ascii="Segoe UI" w:hAnsi="Segoe UI" w:cs="Segoe UI"/>
           <w:lang w:val="fr-FR"/>
@@ -817,7 +817,7 @@
     <w:p>
       <w:pPr>
         <w:pStyle w:val="note"/>
-        <w:divId w:val="197427093"/>
+        <w:divId w:val="1451047681"/>
         <w:rPr>
           <w:rFonts w:ascii="Segoe UI" w:hAnsi="Segoe UI" w:cs="Segoe UI"/>
           <w:lang w:val="fr-FR"/>
@@ -831,7 +831,17 @@
           <w:iCs/>
           <w:lang w:val="fr-FR"/>
         </w:rPr>
-        <w:t>[photos complémentaires dans assets/photos : 03-kit-complet, 04-console-de-commande, 05-robot-et-console, 06-robot-vue-dessus]</w:t>
+        <w:t>[photos complémentaires dans assets/photos : 03-kit-complet, 04-console-de-commande, 05-robot-et-console, 06-robot-vue</w:t>
+      </w:r>
+      <w:r>
+        <w:rPr>
+          <w:rStyle w:val="a5"/>
+          <w:rFonts w:ascii="Segoe UI" w:hAnsi="Segoe UI" w:cs="Segoe UI"/>
+          <w:i/>
+          <w:iCs/>
+          <w:lang w:val="fr-FR"/>
+        </w:rPr>
+        <w:t>-dessus]</w:t>
       </w:r>
     </w:p>
     <w:sectPr>
